--- a/projects/skkn_1776708985694_yk5v8fmd5/appendices/phu-luc-survey_teacher.docx
+++ b/projects/skkn_1776708985694_yk5v8fmd5/appendices/phu-luc-survey_teacher.docx
@@ -68,7 +68,7 @@
         <w:spacing w:before="240" w:after="120" w:line="360" w:lineRule="auto"/>
       </w:pPr>
       <w:r>
-        <w:t xml:space="preserve">PHỤ LỤC: PHIẾU KHẢO SÁT Ý KIẾN GIÁO VIÊN VỀ HIỆU QUẢ CỦA CÁC GIÁI PHÁP NÂNG CAO CHẤT LƯỢNG KIỂM TRA NỘI BỘ</w:t>
+        <w:t xml:space="preserve">PHỤ LỤC: PHIẾU KHẢO SÁT Ý KIẾN GIÁO VIÊN VỀ TÍNH KHẢ THI VÀ HIỆU QUẢ CỦA CÁC GIẢI PHÁP CẢI TIẾN CÔNG TÁC KIỂM TRA NỘI BỘ</w:t>
       </w:r>
     </w:p>
     <w:p>
@@ -78,7 +78,16 @@
         <w:spacing w:line="360" w:lineRule="auto" w:before="120" w:after="120"/>
       </w:pPr>
       <w:r>
-        <w:t xml:space="preserve">Để đánh giá một cách khách quan và thực chất hiệu quả của các giải pháp mà tôi đã triển khai trong công tác kiểm tra nội bộ tại Trường Mầm non Họa Mi năm học 2025 - 2026, tôi tiến hành lấy ý kiến phản hồi từ đội ngũ giáo viên trực tiếp giảng dạy. Những thông tin này là cơ sở quan trọng để tôi tiếp tục điều chỉnh, hoàn thiện quy trình quản lý, nhằm mục tiêu cuối cùng là nâng cao chất lượng nuôi dưỡng, chăm sóc và giáo dục trẻ.</w:t>
+        <w:t xml:space="preserve">Nhằm đánh giá khách quan hiệu quả của đề tài </w:t>
+      </w:r>
+      <w:r>
+        <w:rPr>
+          <w:b/>
+        </w:rPr>
+        <w:t xml:space="preserve">"Một số giải pháp nâng cao chất lượng công tác kiểm tra nội bộ trong quản lý hoạt động nuôi dưỡng, chăm sóc và giáo dục trẻ tại trường mầm non"</w:t>
+      </w:r>
+      <w:r>
+        <w:t xml:space="preserve"> áp dụng tại Trường Mầm non Hoạ Mi, tôi tiến hành khảo sát lấy ý kiến của toàn thể 35 cán bộ, giáo viên, nhân viên (CBGVNV) nhà trường. Những ý kiến đóng góp của quý đồng nghiệp là minh chứng quan trọng để tôi hoàn thiện và nhân rộng giải pháp.</w:t>
       </w:r>
     </w:p>
     <w:p>
@@ -91,7 +100,10 @@
         <w:rPr>
           <w:b/>
         </w:rPr>
-        <w:t xml:space="preserve">1. THÔNG TIN CHUNG</w:t>
+        <w:t xml:space="preserve">Hướng dẫn:</w:t>
+      </w:r>
+      <w:r>
+        <w:t xml:space="preserve"> Quý đồng nghiệp vui lòng đánh dấu (X) vào cột tương ứng với mức độ đánh giá theo thang đo:</w:t>
       </w:r>
     </w:p>
     <w:p>
@@ -108,7 +120,13 @@
         <w:tab/>
       </w:r>
       <w:r>
-        <w:t xml:space="preserve">Đối tượng khảo sát: Giáo viên các nhóm, lớp.</w:t>
+        <w:rPr>
+          <w:b/>
+        </w:rPr>
+        <w:t xml:space="preserve">Mức 4:</w:t>
+      </w:r>
+      <w:r>
+        <w:t xml:space="preserve"> Rất hiệu quả/Rất khả thi</w:t>
       </w:r>
     </w:p>
     <w:p>
@@ -125,7 +143,13 @@
         <w:tab/>
       </w:r>
       <w:r>
-        <w:t xml:space="preserve">Đơn vị: Trường Mầm non Họa Mi.</w:t>
+        <w:rPr>
+          <w:b/>
+        </w:rPr>
+        <w:t xml:space="preserve">Mức 3:</w:t>
+      </w:r>
+      <w:r>
+        <w:t xml:space="preserve"> Hiệu quả/Khả thi</w:t>
       </w:r>
     </w:p>
     <w:p>
@@ -142,20 +166,36 @@
         <w:tab/>
       </w:r>
       <w:r>
-        <w:t xml:space="preserve">Hình thức: Đánh giá theo các mức độ từ 1 đến 5 (1: Rất không đồng ý/Không hiệu quả; 2: Không đồng ý/Ít hiệu quả; 3: Phân vân/Trung bình; 4: Đồng ý/Hiệu quả; 5: Rất đồng ý/Rất hiệu quả).</w:t>
-      </w:r>
-    </w:p>
-    <w:p>
-      <w:pPr>
-        <w:jc w:val="both"/>
-        <w:ind w:firstLine="720"/>
-        <w:spacing w:line="360" w:lineRule="auto" w:before="120" w:after="120"/>
-      </w:pPr>
-      <w:r>
         <w:rPr>
           <w:b/>
         </w:rPr>
-        <w:t xml:space="preserve">2. NỘI DUNG KHẢO SÁT</w:t>
+        <w:t xml:space="preserve">Mức 2:</w:t>
+      </w:r>
+      <w:r>
+        <w:t xml:space="preserve"> Trung bình/Ít khả thi</w:t>
+      </w:r>
+    </w:p>
+    <w:p>
+      <w:pPr>
+        <w:jc w:val="both"/>
+        <w:tabs>
+          <w:tab w:val="left" w:pos="720"/>
+        </w:tabs>
+        <w:ind w:left="720" w:hanging="360"/>
+        <w:spacing w:after="60"/>
+      </w:pPr>
+      <w:r>
+        <w:t xml:space="preserve">• </w:t>
+        <w:tab/>
+      </w:r>
+      <w:r>
+        <w:rPr>
+          <w:b/>
+        </w:rPr>
+        <w:t xml:space="preserve">Mức 1:</w:t>
+      </w:r>
+      <w:r>
+        <w:t xml:space="preserve"> Không hiệu quả/Không khả thi</w:t>
       </w:r>
     </w:p>
     <w:tbl>
@@ -173,12 +213,11 @@
       </w:tblPr>
       <w:tblGrid>
         <w:gridCol w:w="600"/>
-        <w:gridCol w:w="1460"/>
-        <w:gridCol w:w="1460"/>
-        <w:gridCol w:w="1460"/>
-        <w:gridCol w:w="1460"/>
-        <w:gridCol w:w="1460"/>
-        <w:gridCol w:w="1460"/>
+        <w:gridCol w:w="1752"/>
+        <w:gridCol w:w="1752"/>
+        <w:gridCol w:w="1752"/>
+        <w:gridCol w:w="1752"/>
+        <w:gridCol w:w="1752"/>
       </w:tblGrid>
       <w:tr>
         <w:tc>
@@ -200,7 +239,7 @@
         </w:tc>
         <w:tc>
           <w:tcPr>
-            <w:tcW w:w="1460" w:type="dxa"/>
+            <w:tcW w:w="1752" w:type="dxa"/>
             <w:shd w:val="clear" w:color="auto" w:fill="D5E8F0"/>
           </w:tcPr>
           <w:p>
@@ -211,13 +250,13 @@
               <w:rPr>
                 <w:b/>
               </w:rPr>
-              <w:t xml:space="preserve">Nội dung đánh giá</w:t>
-            </w:r>
-          </w:p>
-        </w:tc>
-        <w:tc>
-          <w:tcPr>
-            <w:tcW w:w="1460" w:type="dxa"/>
+              <w:t xml:space="preserve">Nội dung khảo sát về tính khả thi và hiệu quả của giải pháp</w:t>
+            </w:r>
+          </w:p>
+        </w:tc>
+        <w:tc>
+          <w:tcPr>
+            <w:tcW w:w="1752" w:type="dxa"/>
             <w:shd w:val="clear" w:color="auto" w:fill="D5E8F0"/>
           </w:tcPr>
           <w:p>
@@ -228,13 +267,13 @@
               <w:rPr>
                 <w:b/>
               </w:rPr>
-              <w:t xml:space="preserve">Mức độ 1</w:t>
-            </w:r>
-          </w:p>
-        </w:tc>
-        <w:tc>
-          <w:tcPr>
-            <w:tcW w:w="1460" w:type="dxa"/>
+              <w:t xml:space="preserve">Mức 4</w:t>
+            </w:r>
+          </w:p>
+        </w:tc>
+        <w:tc>
+          <w:tcPr>
+            <w:tcW w:w="1752" w:type="dxa"/>
             <w:shd w:val="clear" w:color="auto" w:fill="D5E8F0"/>
           </w:tcPr>
           <w:p>
@@ -245,13 +284,13 @@
               <w:rPr>
                 <w:b/>
               </w:rPr>
-              <w:t xml:space="preserve">Mức độ 2</w:t>
-            </w:r>
-          </w:p>
-        </w:tc>
-        <w:tc>
-          <w:tcPr>
-            <w:tcW w:w="1460" w:type="dxa"/>
+              <w:t xml:space="preserve">Mức 3</w:t>
+            </w:r>
+          </w:p>
+        </w:tc>
+        <w:tc>
+          <w:tcPr>
+            <w:tcW w:w="1752" w:type="dxa"/>
             <w:shd w:val="clear" w:color="auto" w:fill="D5E8F0"/>
           </w:tcPr>
           <w:p>
@@ -262,13 +301,13 @@
               <w:rPr>
                 <w:b/>
               </w:rPr>
-              <w:t xml:space="preserve">Mức độ 3</w:t>
-            </w:r>
-          </w:p>
-        </w:tc>
-        <w:tc>
-          <w:tcPr>
-            <w:tcW w:w="1460" w:type="dxa"/>
+              <w:t xml:space="preserve">Mức 2</w:t>
+            </w:r>
+          </w:p>
+        </w:tc>
+        <w:tc>
+          <w:tcPr>
+            <w:tcW w:w="1752" w:type="dxa"/>
             <w:shd w:val="clear" w:color="auto" w:fill="D5E8F0"/>
           </w:tcPr>
           <w:p>
@@ -279,24 +318,7 @@
               <w:rPr>
                 <w:b/>
               </w:rPr>
-              <w:t xml:space="preserve">Mức độ 4</w:t>
-            </w:r>
-          </w:p>
-        </w:tc>
-        <w:tc>
-          <w:tcPr>
-            <w:tcW w:w="1460" w:type="dxa"/>
-            <w:shd w:val="clear" w:color="auto" w:fill="D5E8F0"/>
-          </w:tcPr>
-          <w:p>
-            <w:pPr>
-              <w:jc w:val="center"/>
-            </w:pPr>
-            <w:r>
-              <w:rPr>
-                <w:b/>
-              </w:rPr>
-              <w:t xml:space="preserve">Mức độ 5</w:t>
+              <w:t xml:space="preserve">Mức 1</w:t>
             </w:r>
           </w:p>
         </w:tc>
@@ -311,72 +333,65 @@
               <w:jc w:val="center"/>
             </w:pPr>
             <w:r>
+              <w:rPr>
+                <w:b/>
+              </w:rPr>
               <w:t xml:space="preserve">1</w:t>
             </w:r>
           </w:p>
         </w:tc>
         <w:tc>
           <w:tcPr>
-            <w:tcW w:w="1460" w:type="dxa"/>
-          </w:tcPr>
-          <w:p>
-            <w:pPr>
-              <w:jc w:val="center"/>
-            </w:pPr>
-            <w:r>
-              <w:rPr>
-                <w:b/>
-              </w:rPr>
-              <w:t xml:space="preserve">Tính thực tiễn của bộ tiêu chí:</w:t>
-            </w:r>
-            <w:r>
-              <w:t xml:space="preserve"> Các bảng kiểm (checklist) mới đã đi sâu vào trọng tâm hoạt động nuôi dưỡng, giáo dục, giảm bớt tính hình thức so với trước đây.</w:t>
-            </w:r>
-          </w:p>
-        </w:tc>
-        <w:tc>
-          <w:tcPr>
-            <w:tcW w:w="1460" w:type="dxa"/>
-          </w:tcPr>
-          <w:p>
-            <w:pPr>
-              <w:jc w:val="center"/>
-            </w:pPr>
-          </w:p>
-        </w:tc>
-        <w:tc>
-          <w:tcPr>
-            <w:tcW w:w="1460" w:type="dxa"/>
-          </w:tcPr>
-          <w:p>
-            <w:pPr>
-              <w:jc w:val="center"/>
-            </w:pPr>
-          </w:p>
-        </w:tc>
-        <w:tc>
-          <w:tcPr>
-            <w:tcW w:w="1460" w:type="dxa"/>
-          </w:tcPr>
-          <w:p>
-            <w:pPr>
-              <w:jc w:val="center"/>
-            </w:pPr>
-          </w:p>
-        </w:tc>
-        <w:tc>
-          <w:tcPr>
-            <w:tcW w:w="1460" w:type="dxa"/>
-          </w:tcPr>
-          <w:p>
-            <w:pPr>
-              <w:jc w:val="center"/>
-            </w:pPr>
-          </w:p>
-        </w:tc>
-        <w:tc>
-          <w:tcPr>
-            <w:tcW w:w="1460" w:type="dxa"/>
+            <w:tcW w:w="1752" w:type="dxa"/>
+          </w:tcPr>
+          <w:p>
+            <w:pPr>
+              <w:jc w:val="center"/>
+            </w:pPr>
+            <w:r>
+              <w:rPr>
+                <w:b/>
+              </w:rPr>
+              <w:t xml:space="preserve">Tính khoa học của chu trình PDSA:</w:t>
+            </w:r>
+            <w:r>
+              <w:t xml:space="preserve"> Việc áp dụng chu trình Cải tiến liên tục (Lập kế hoạch - Thực hiện - Kiểm tra - Điều chỉnh) giúp công tác kiểm tra nội bộ trở nên logic, bớt áp lực và sát thực tế hơn.</w:t>
+            </w:r>
+          </w:p>
+        </w:tc>
+        <w:tc>
+          <w:tcPr>
+            <w:tcW w:w="1752" w:type="dxa"/>
+          </w:tcPr>
+          <w:p>
+            <w:pPr>
+              <w:jc w:val="center"/>
+            </w:pPr>
+          </w:p>
+        </w:tc>
+        <w:tc>
+          <w:tcPr>
+            <w:tcW w:w="1752" w:type="dxa"/>
+          </w:tcPr>
+          <w:p>
+            <w:pPr>
+              <w:jc w:val="center"/>
+            </w:pPr>
+          </w:p>
+        </w:tc>
+        <w:tc>
+          <w:tcPr>
+            <w:tcW w:w="1752" w:type="dxa"/>
+          </w:tcPr>
+          <w:p>
+            <w:pPr>
+              <w:jc w:val="center"/>
+            </w:pPr>
+          </w:p>
+        </w:tc>
+        <w:tc>
+          <w:tcPr>
+            <w:tcW w:w="1752" w:type="dxa"/>
           </w:tcPr>
           <w:p>
             <w:pPr>
@@ -395,72 +410,65 @@
               <w:jc w:val="center"/>
             </w:pPr>
             <w:r>
+              <w:rPr>
+                <w:b/>
+              </w:rPr>
               <w:t xml:space="preserve">2</w:t>
             </w:r>
           </w:p>
         </w:tc>
         <w:tc>
           <w:tcPr>
-            <w:tcW w:w="1460" w:type="dxa"/>
-          </w:tcPr>
-          <w:p>
-            <w:pPr>
-              <w:jc w:val="center"/>
-            </w:pPr>
-            <w:r>
-              <w:rPr>
-                <w:b/>
-              </w:rPr>
-              <w:t xml:space="preserve">Tính khách quan:</w:t>
-            </w:r>
-            <w:r>
-              <w:t xml:space="preserve"> Ban kiểm tra đã thể hiện sự công tâm, đánh giá dựa trên minh chứng thực tế, giảm thiểu tình trạng nể nang hoặc định kiến cá nhân.</w:t>
-            </w:r>
-          </w:p>
-        </w:tc>
-        <w:tc>
-          <w:tcPr>
-            <w:tcW w:w="1460" w:type="dxa"/>
-          </w:tcPr>
-          <w:p>
-            <w:pPr>
-              <w:jc w:val="center"/>
-            </w:pPr>
-          </w:p>
-        </w:tc>
-        <w:tc>
-          <w:tcPr>
-            <w:tcW w:w="1460" w:type="dxa"/>
-          </w:tcPr>
-          <w:p>
-            <w:pPr>
-              <w:jc w:val="center"/>
-            </w:pPr>
-          </w:p>
-        </w:tc>
-        <w:tc>
-          <w:tcPr>
-            <w:tcW w:w="1460" w:type="dxa"/>
-          </w:tcPr>
-          <w:p>
-            <w:pPr>
-              <w:jc w:val="center"/>
-            </w:pPr>
-          </w:p>
-        </w:tc>
-        <w:tc>
-          <w:tcPr>
-            <w:tcW w:w="1460" w:type="dxa"/>
-          </w:tcPr>
-          <w:p>
-            <w:pPr>
-              <w:jc w:val="center"/>
-            </w:pPr>
-          </w:p>
-        </w:tc>
-        <w:tc>
-          <w:tcPr>
-            <w:tcW w:w="1460" w:type="dxa"/>
+            <w:tcW w:w="1752" w:type="dxa"/>
+          </w:tcPr>
+          <w:p>
+            <w:pPr>
+              <w:jc w:val="center"/>
+            </w:pPr>
+            <w:r>
+              <w:rPr>
+                <w:b/>
+              </w:rPr>
+              <w:t xml:space="preserve">Tính định lượng của bộ tiêu chí (Checklist):</w:t>
+            </w:r>
+            <w:r>
+              <w:t xml:space="preserve"> Sử dụng bảng kiểm chi tiết cho các hoạt động (vệ sinh, ăn uống, dạy học) giúp giáo viên nắm rõ yêu cầu và Ban kiểm tra đánh giá khách quan, công bằng.</w:t>
+            </w:r>
+          </w:p>
+        </w:tc>
+        <w:tc>
+          <w:tcPr>
+            <w:tcW w:w="1752" w:type="dxa"/>
+          </w:tcPr>
+          <w:p>
+            <w:pPr>
+              <w:jc w:val="center"/>
+            </w:pPr>
+          </w:p>
+        </w:tc>
+        <w:tc>
+          <w:tcPr>
+            <w:tcW w:w="1752" w:type="dxa"/>
+          </w:tcPr>
+          <w:p>
+            <w:pPr>
+              <w:jc w:val="center"/>
+            </w:pPr>
+          </w:p>
+        </w:tc>
+        <w:tc>
+          <w:tcPr>
+            <w:tcW w:w="1752" w:type="dxa"/>
+          </w:tcPr>
+          <w:p>
+            <w:pPr>
+              <w:jc w:val="center"/>
+            </w:pPr>
+          </w:p>
+        </w:tc>
+        <w:tc>
+          <w:tcPr>
+            <w:tcW w:w="1752" w:type="dxa"/>
           </w:tcPr>
           <w:p>
             <w:pPr>
@@ -479,72 +487,65 @@
               <w:jc w:val="center"/>
             </w:pPr>
             <w:r>
+              <w:rPr>
+                <w:b/>
+              </w:rPr>
               <w:t xml:space="preserve">3</w:t>
             </w:r>
           </w:p>
         </w:tc>
         <w:tc>
           <w:tcPr>
-            <w:tcW w:w="1460" w:type="dxa"/>
-          </w:tcPr>
-          <w:p>
-            <w:pPr>
-              <w:jc w:val="center"/>
-            </w:pPr>
-            <w:r>
-              <w:rPr>
-                <w:b/>
-              </w:rPr>
-              <w:t xml:space="preserve">Cải cách hành chính:</w:t>
-            </w:r>
-            <w:r>
-              <w:t xml:space="preserve"> Việc ứng dụng công nghệ (số hóa hồ sơ, mã QR, lưu trữ đám mây) giúp giảm áp lực về hồ sơ giấy tờ cho giáo viên mỗi khi có đoàn kiểm tra.</w:t>
-            </w:r>
-          </w:p>
-        </w:tc>
-        <w:tc>
-          <w:tcPr>
-            <w:tcW w:w="1460" w:type="dxa"/>
-          </w:tcPr>
-          <w:p>
-            <w:pPr>
-              <w:jc w:val="center"/>
-            </w:pPr>
-          </w:p>
-        </w:tc>
-        <w:tc>
-          <w:tcPr>
-            <w:tcW w:w="1460" w:type="dxa"/>
-          </w:tcPr>
-          <w:p>
-            <w:pPr>
-              <w:jc w:val="center"/>
-            </w:pPr>
-          </w:p>
-        </w:tc>
-        <w:tc>
-          <w:tcPr>
-            <w:tcW w:w="1460" w:type="dxa"/>
-          </w:tcPr>
-          <w:p>
-            <w:pPr>
-              <w:jc w:val="center"/>
-            </w:pPr>
-          </w:p>
-        </w:tc>
-        <w:tc>
-          <w:tcPr>
-            <w:tcW w:w="1460" w:type="dxa"/>
-          </w:tcPr>
-          <w:p>
-            <w:pPr>
-              <w:jc w:val="center"/>
-            </w:pPr>
-          </w:p>
-        </w:tc>
-        <w:tc>
-          <w:tcPr>
-            <w:tcW w:w="1460" w:type="dxa"/>
+            <w:tcW w:w="1752" w:type="dxa"/>
+          </w:tcPr>
+          <w:p>
+            <w:pPr>
+              <w:jc w:val="center"/>
+            </w:pPr>
+            <w:r>
+              <w:rPr>
+                <w:b/>
+              </w:rPr>
+              <w:t xml:space="preserve">Hiệu quả khắc phục tâm lý nể nang:</w:t>
+            </w:r>
+            <w:r>
+              <w:t xml:space="preserve"> Các giải pháp về tập huấn kỹ năng và công khai tiêu chí đã giúp Ban kiểm tra làm việc chuyên nghiệp hơn, giảm thiểu sự nể nang hay cảm tính trong đánh giá.</w:t>
+            </w:r>
+          </w:p>
+        </w:tc>
+        <w:tc>
+          <w:tcPr>
+            <w:tcW w:w="1752" w:type="dxa"/>
+          </w:tcPr>
+          <w:p>
+            <w:pPr>
+              <w:jc w:val="center"/>
+            </w:pPr>
+          </w:p>
+        </w:tc>
+        <w:tc>
+          <w:tcPr>
+            <w:tcW w:w="1752" w:type="dxa"/>
+          </w:tcPr>
+          <w:p>
+            <w:pPr>
+              <w:jc w:val="center"/>
+            </w:pPr>
+          </w:p>
+        </w:tc>
+        <w:tc>
+          <w:tcPr>
+            <w:tcW w:w="1752" w:type="dxa"/>
+          </w:tcPr>
+          <w:p>
+            <w:pPr>
+              <w:jc w:val="center"/>
+            </w:pPr>
+          </w:p>
+        </w:tc>
+        <w:tc>
+          <w:tcPr>
+            <w:tcW w:w="1752" w:type="dxa"/>
           </w:tcPr>
           <w:p>
             <w:pPr>
@@ -563,72 +564,65 @@
               <w:jc w:val="center"/>
             </w:pPr>
             <w:r>
+              <w:rPr>
+                <w:b/>
+              </w:rPr>
               <w:t xml:space="preserve">4</w:t>
             </w:r>
           </w:p>
         </w:tc>
         <w:tc>
           <w:tcPr>
-            <w:tcW w:w="1460" w:type="dxa"/>
-          </w:tcPr>
-          <w:p>
-            <w:pPr>
-              <w:jc w:val="center"/>
-            </w:pPr>
-            <w:r>
-              <w:rPr>
-                <w:b/>
-              </w:rPr>
-              <w:t xml:space="preserve">Tính tư vấn và hỗ trợ:</w:t>
-            </w:r>
-            <w:r>
-              <w:t xml:space="preserve"> Sau mỗi đợt kiểm tra, tôi nhận được những tư vấn chuyên môn thiết thực, giúp khắc phục ngay những tồn tại thay vì chỉ bị chỉ trích lỗi.</w:t>
-            </w:r>
-          </w:p>
-        </w:tc>
-        <w:tc>
-          <w:tcPr>
-            <w:tcW w:w="1460" w:type="dxa"/>
-          </w:tcPr>
-          <w:p>
-            <w:pPr>
-              <w:jc w:val="center"/>
-            </w:pPr>
-          </w:p>
-        </w:tc>
-        <w:tc>
-          <w:tcPr>
-            <w:tcW w:w="1460" w:type="dxa"/>
-          </w:tcPr>
-          <w:p>
-            <w:pPr>
-              <w:jc w:val="center"/>
-            </w:pPr>
-          </w:p>
-        </w:tc>
-        <w:tc>
-          <w:tcPr>
-            <w:tcW w:w="1460" w:type="dxa"/>
-          </w:tcPr>
-          <w:p>
-            <w:pPr>
-              <w:jc w:val="center"/>
-            </w:pPr>
-          </w:p>
-        </w:tc>
-        <w:tc>
-          <w:tcPr>
-            <w:tcW w:w="1460" w:type="dxa"/>
-          </w:tcPr>
-          <w:p>
-            <w:pPr>
-              <w:jc w:val="center"/>
-            </w:pPr>
-          </w:p>
-        </w:tc>
-        <w:tc>
-          <w:tcPr>
-            <w:tcW w:w="1460" w:type="dxa"/>
+            <w:tcW w:w="1752" w:type="dxa"/>
+          </w:tcPr>
+          <w:p>
+            <w:pPr>
+              <w:jc w:val="center"/>
+            </w:pPr>
+            <w:r>
+              <w:rPr>
+                <w:b/>
+              </w:rPr>
+              <w:t xml:space="preserve">Cải cách thủ tục hành chính:</w:t>
+            </w:r>
+            <w:r>
+              <w:t xml:space="preserve"> Việc cắt giảm số lượng biểu mẫu ký tay (giảm 75%, từ 12 xuống còn 3 bản) giúp giảm bớt gánh nặng hồ sơ cho giáo viên và người quản lý.</w:t>
+            </w:r>
+          </w:p>
+        </w:tc>
+        <w:tc>
+          <w:tcPr>
+            <w:tcW w:w="1752" w:type="dxa"/>
+          </w:tcPr>
+          <w:p>
+            <w:pPr>
+              <w:jc w:val="center"/>
+            </w:pPr>
+          </w:p>
+        </w:tc>
+        <w:tc>
+          <w:tcPr>
+            <w:tcW w:w="1752" w:type="dxa"/>
+          </w:tcPr>
+          <w:p>
+            <w:pPr>
+              <w:jc w:val="center"/>
+            </w:pPr>
+          </w:p>
+        </w:tc>
+        <w:tc>
+          <w:tcPr>
+            <w:tcW w:w="1752" w:type="dxa"/>
+          </w:tcPr>
+          <w:p>
+            <w:pPr>
+              <w:jc w:val="center"/>
+            </w:pPr>
+          </w:p>
+        </w:tc>
+        <w:tc>
+          <w:tcPr>
+            <w:tcW w:w="1752" w:type="dxa"/>
           </w:tcPr>
           <w:p>
             <w:pPr>
@@ -647,72 +641,65 @@
               <w:jc w:val="center"/>
             </w:pPr>
             <w:r>
+              <w:rPr>
+                <w:b/>
+              </w:rPr>
               <w:t xml:space="preserve">5</w:t>
             </w:r>
           </w:p>
         </w:tc>
         <w:tc>
           <w:tcPr>
-            <w:tcW w:w="1460" w:type="dxa"/>
-          </w:tcPr>
-          <w:p>
-            <w:pPr>
-              <w:jc w:val="center"/>
-            </w:pPr>
-            <w:r>
-              <w:rPr>
-                <w:b/>
-              </w:rPr>
-              <w:t xml:space="preserve">Hiệu quả trong nuôi dưỡng:</w:t>
-            </w:r>
-            <w:r>
-              <w:t xml:space="preserve"> Quy trình kiểm tra mới giúp việc giám sát khẩu phần ăn (28.000đ/ngày) và vệ sinh an toàn thực phẩm trở nên chặt chẽ, minh bạch hơn.</w:t>
-            </w:r>
-          </w:p>
-        </w:tc>
-        <w:tc>
-          <w:tcPr>
-            <w:tcW w:w="1460" w:type="dxa"/>
-          </w:tcPr>
-          <w:p>
-            <w:pPr>
-              <w:jc w:val="center"/>
-            </w:pPr>
-          </w:p>
-        </w:tc>
-        <w:tc>
-          <w:tcPr>
-            <w:tcW w:w="1460" w:type="dxa"/>
-          </w:tcPr>
-          <w:p>
-            <w:pPr>
-              <w:jc w:val="center"/>
-            </w:pPr>
-          </w:p>
-        </w:tc>
-        <w:tc>
-          <w:tcPr>
-            <w:tcW w:w="1460" w:type="dxa"/>
-          </w:tcPr>
-          <w:p>
-            <w:pPr>
-              <w:jc w:val="center"/>
-            </w:pPr>
-          </w:p>
-        </w:tc>
-        <w:tc>
-          <w:tcPr>
-            <w:tcW w:w="1460" w:type="dxa"/>
-          </w:tcPr>
-          <w:p>
-            <w:pPr>
-              <w:jc w:val="center"/>
-            </w:pPr>
-          </w:p>
-        </w:tc>
-        <w:tc>
-          <w:tcPr>
-            <w:tcW w:w="1460" w:type="dxa"/>
+            <w:tcW w:w="1752" w:type="dxa"/>
+          </w:tcPr>
+          <w:p>
+            <w:pPr>
+              <w:jc w:val="center"/>
+            </w:pPr>
+            <w:r>
+              <w:rPr>
+                <w:b/>
+              </w:rPr>
+              <w:t xml:space="preserve">Hiệu quả của số hóa và ứng dụng công nghệ:</w:t>
+            </w:r>
+            <w:r>
+              <w:t xml:space="preserve"> Việc sử dụng mã QR và lưu trữ hồ sơ trực tuyến giúp việc truy xuất minh chứng nhanh chóng, phù hợp với điều kiện thiếu hụt nhân sự hiện tại.</w:t>
+            </w:r>
+          </w:p>
+        </w:tc>
+        <w:tc>
+          <w:tcPr>
+            <w:tcW w:w="1752" w:type="dxa"/>
+          </w:tcPr>
+          <w:p>
+            <w:pPr>
+              <w:jc w:val="center"/>
+            </w:pPr>
+          </w:p>
+        </w:tc>
+        <w:tc>
+          <w:tcPr>
+            <w:tcW w:w="1752" w:type="dxa"/>
+          </w:tcPr>
+          <w:p>
+            <w:pPr>
+              <w:jc w:val="center"/>
+            </w:pPr>
+          </w:p>
+        </w:tc>
+        <w:tc>
+          <w:tcPr>
+            <w:tcW w:w="1752" w:type="dxa"/>
+          </w:tcPr>
+          <w:p>
+            <w:pPr>
+              <w:jc w:val="center"/>
+            </w:pPr>
+          </w:p>
+        </w:tc>
+        <w:tc>
+          <w:tcPr>
+            <w:tcW w:w="1752" w:type="dxa"/>
           </w:tcPr>
           <w:p>
             <w:pPr>
@@ -731,72 +718,65 @@
               <w:jc w:val="center"/>
             </w:pPr>
             <w:r>
+              <w:rPr>
+                <w:b/>
+              </w:rPr>
               <w:t xml:space="preserve">6</w:t>
             </w:r>
           </w:p>
         </w:tc>
         <w:tc>
           <w:tcPr>
-            <w:tcW w:w="1460" w:type="dxa"/>
-          </w:tcPr>
-          <w:p>
-            <w:pPr>
-              <w:jc w:val="center"/>
-            </w:pPr>
-            <w:r>
-              <w:rPr>
-                <w:b/>
-              </w:rPr>
-              <w:t xml:space="preserve">Khắc phục tâm lý đối phó:</w:t>
-            </w:r>
-            <w:r>
-              <w:t xml:space="preserve"> Các giải pháp (như kiểm tra đột xuất, tập trung vào tương tác thực tế) đã giúp giáo viên duy trì chất lượng công việc ổn định, không còn làm việc theo kiểu đối phó.</w:t>
-            </w:r>
-          </w:p>
-        </w:tc>
-        <w:tc>
-          <w:tcPr>
-            <w:tcW w:w="1460" w:type="dxa"/>
-          </w:tcPr>
-          <w:p>
-            <w:pPr>
-              <w:jc w:val="center"/>
-            </w:pPr>
-          </w:p>
-        </w:tc>
-        <w:tc>
-          <w:tcPr>
-            <w:tcW w:w="1460" w:type="dxa"/>
-          </w:tcPr>
-          <w:p>
-            <w:pPr>
-              <w:jc w:val="center"/>
-            </w:pPr>
-          </w:p>
-        </w:tc>
-        <w:tc>
-          <w:tcPr>
-            <w:tcW w:w="1460" w:type="dxa"/>
-          </w:tcPr>
-          <w:p>
-            <w:pPr>
-              <w:jc w:val="center"/>
-            </w:pPr>
-          </w:p>
-        </w:tc>
-        <w:tc>
-          <w:tcPr>
-            <w:tcW w:w="1460" w:type="dxa"/>
-          </w:tcPr>
-          <w:p>
-            <w:pPr>
-              <w:jc w:val="center"/>
-            </w:pPr>
-          </w:p>
-        </w:tc>
-        <w:tc>
-          <w:tcPr>
-            <w:tcW w:w="1460" w:type="dxa"/>
+            <w:tcW w:w="1752" w:type="dxa"/>
+          </w:tcPr>
+          <w:p>
+            <w:pPr>
+              <w:jc w:val="center"/>
+            </w:pPr>
+            <w:r>
+              <w:rPr>
+                <w:b/>
+              </w:rPr>
+              <w:t xml:space="preserve">Tốc độ phản hồi kết quả:</w:t>
+            </w:r>
+            <w:r>
+              <w:t xml:space="preserve"> Quy trình mới giúp giáo viên nhận kết quả và tư vấn chuyên môn ngay sau kiểm tra (rút ngắn từ 5 ngày xuống còn 1 ngày), giúp điều chỉnh sai sót kịp thời.</w:t>
+            </w:r>
+          </w:p>
+        </w:tc>
+        <w:tc>
+          <w:tcPr>
+            <w:tcW w:w="1752" w:type="dxa"/>
+          </w:tcPr>
+          <w:p>
+            <w:pPr>
+              <w:jc w:val="center"/>
+            </w:pPr>
+          </w:p>
+        </w:tc>
+        <w:tc>
+          <w:tcPr>
+            <w:tcW w:w="1752" w:type="dxa"/>
+          </w:tcPr>
+          <w:p>
+            <w:pPr>
+              <w:jc w:val="center"/>
+            </w:pPr>
+          </w:p>
+        </w:tc>
+        <w:tc>
+          <w:tcPr>
+            <w:tcW w:w="1752" w:type="dxa"/>
+          </w:tcPr>
+          <w:p>
+            <w:pPr>
+              <w:jc w:val="center"/>
+            </w:pPr>
+          </w:p>
+        </w:tc>
+        <w:tc>
+          <w:tcPr>
+            <w:tcW w:w="1752" w:type="dxa"/>
           </w:tcPr>
           <w:p>
             <w:pPr>
@@ -815,72 +795,65 @@
               <w:jc w:val="center"/>
             </w:pPr>
             <w:r>
+              <w:rPr>
+                <w:b/>
+              </w:rPr>
               <w:t xml:space="preserve">7</w:t>
             </w:r>
           </w:p>
         </w:tc>
         <w:tc>
           <w:tcPr>
-            <w:tcW w:w="1460" w:type="dxa"/>
-          </w:tcPr>
-          <w:p>
-            <w:pPr>
-              <w:jc w:val="center"/>
-            </w:pPr>
-            <w:r>
-              <w:rPr>
-                <w:b/>
-              </w:rPr>
-              <w:t xml:space="preserve">Sự công bằng trong thi đua:</w:t>
-            </w:r>
-            <w:r>
-              <w:t xml:space="preserve"> Kết quả kiểm tra được gắn liền với quy chế khen thưởng, xử phạt rõ ràng, tạo động lực cho những giáo viên có nỗ lực tiến bộ.</w:t>
-            </w:r>
-          </w:p>
-        </w:tc>
-        <w:tc>
-          <w:tcPr>
-            <w:tcW w:w="1460" w:type="dxa"/>
-          </w:tcPr>
-          <w:p>
-            <w:pPr>
-              <w:jc w:val="center"/>
-            </w:pPr>
-          </w:p>
-        </w:tc>
-        <w:tc>
-          <w:tcPr>
-            <w:tcW w:w="1460" w:type="dxa"/>
-          </w:tcPr>
-          <w:p>
-            <w:pPr>
-              <w:jc w:val="center"/>
-            </w:pPr>
-          </w:p>
-        </w:tc>
-        <w:tc>
-          <w:tcPr>
-            <w:tcW w:w="1460" w:type="dxa"/>
-          </w:tcPr>
-          <w:p>
-            <w:pPr>
-              <w:jc w:val="center"/>
-            </w:pPr>
-          </w:p>
-        </w:tc>
-        <w:tc>
-          <w:tcPr>
-            <w:tcW w:w="1460" w:type="dxa"/>
-          </w:tcPr>
-          <w:p>
-            <w:pPr>
-              <w:jc w:val="center"/>
-            </w:pPr>
-          </w:p>
-        </w:tc>
-        <w:tc>
-          <w:tcPr>
-            <w:tcW w:w="1460" w:type="dxa"/>
+            <w:tcW w:w="1752" w:type="dxa"/>
+          </w:tcPr>
+          <w:p>
+            <w:pPr>
+              <w:jc w:val="center"/>
+            </w:pPr>
+            <w:r>
+              <w:rPr>
+                <w:b/>
+              </w:rPr>
+              <w:t xml:space="preserve">Tác động đến chất lượng chăm sóc trẻ:</w:t>
+            </w:r>
+            <w:r>
+              <w:t xml:space="preserve"> Giải pháp giúp nâng cao tỷ lệ tuân thủ quy trình vệ sinh, giao nhận thực phẩm và chiết tính khẩu phần (đạt trên 90% tiêu chí tốt).</w:t>
+            </w:r>
+          </w:p>
+        </w:tc>
+        <w:tc>
+          <w:tcPr>
+            <w:tcW w:w="1752" w:type="dxa"/>
+          </w:tcPr>
+          <w:p>
+            <w:pPr>
+              <w:jc w:val="center"/>
+            </w:pPr>
+          </w:p>
+        </w:tc>
+        <w:tc>
+          <w:tcPr>
+            <w:tcW w:w="1752" w:type="dxa"/>
+          </w:tcPr>
+          <w:p>
+            <w:pPr>
+              <w:jc w:val="center"/>
+            </w:pPr>
+          </w:p>
+        </w:tc>
+        <w:tc>
+          <w:tcPr>
+            <w:tcW w:w="1752" w:type="dxa"/>
+          </w:tcPr>
+          <w:p>
+            <w:pPr>
+              <w:jc w:val="center"/>
+            </w:pPr>
+          </w:p>
+        </w:tc>
+        <w:tc>
+          <w:tcPr>
+            <w:tcW w:w="1752" w:type="dxa"/>
           </w:tcPr>
           <w:p>
             <w:pPr>
@@ -899,72 +872,65 @@
               <w:jc w:val="center"/>
             </w:pPr>
             <w:r>
+              <w:rPr>
+                <w:b/>
+              </w:rPr>
               <w:t xml:space="preserve">8</w:t>
             </w:r>
           </w:p>
         </w:tc>
         <w:tc>
           <w:tcPr>
-            <w:tcW w:w="1460" w:type="dxa"/>
-          </w:tcPr>
-          <w:p>
-            <w:pPr>
-              <w:jc w:val="center"/>
-            </w:pPr>
-            <w:r>
-              <w:rPr>
-                <w:b/>
-              </w:rPr>
-              <w:t xml:space="preserve">Tính thích ứng:</w:t>
-            </w:r>
-            <w:r>
-              <w:t xml:space="preserve"> Giải pháp triển khai phù hợp với điều kiện cơ sở vật chất của trường (vùng nông thôn, thiếu tivi thông minh ở một số lớp) và tình trạng thiếu hụt nhân sự hiện nay.</w:t>
-            </w:r>
-          </w:p>
-        </w:tc>
-        <w:tc>
-          <w:tcPr>
-            <w:tcW w:w="1460" w:type="dxa"/>
-          </w:tcPr>
-          <w:p>
-            <w:pPr>
-              <w:jc w:val="center"/>
-            </w:pPr>
-          </w:p>
-        </w:tc>
-        <w:tc>
-          <w:tcPr>
-            <w:tcW w:w="1460" w:type="dxa"/>
-          </w:tcPr>
-          <w:p>
-            <w:pPr>
-              <w:jc w:val="center"/>
-            </w:pPr>
-          </w:p>
-        </w:tc>
-        <w:tc>
-          <w:tcPr>
-            <w:tcW w:w="1460" w:type="dxa"/>
-          </w:tcPr>
-          <w:p>
-            <w:pPr>
-              <w:jc w:val="center"/>
-            </w:pPr>
-          </w:p>
-        </w:tc>
-        <w:tc>
-          <w:tcPr>
-            <w:tcW w:w="1460" w:type="dxa"/>
-          </w:tcPr>
-          <w:p>
-            <w:pPr>
-              <w:jc w:val="center"/>
-            </w:pPr>
-          </w:p>
-        </w:tc>
-        <w:tc>
-          <w:tcPr>
-            <w:tcW w:w="1460" w:type="dxa"/>
+            <w:tcW w:w="1752" w:type="dxa"/>
+          </w:tcPr>
+          <w:p>
+            <w:pPr>
+              <w:jc w:val="center"/>
+            </w:pPr>
+            <w:r>
+              <w:rPr>
+                <w:b/>
+              </w:rPr>
+              <w:t xml:space="preserve">Tính phù hợp với bối cảnh địa phương:</w:t>
+            </w:r>
+            <w:r>
+              <w:t xml:space="preserve"> Các giải pháp đưa ra linh hoạt, dễ thực hiện ngay cả trong điều kiện cơ sở vật chất còn hạn chế (thiếu Smart TV, kinh phí tiền ăn của trẻ thấp).</w:t>
+            </w:r>
+          </w:p>
+        </w:tc>
+        <w:tc>
+          <w:tcPr>
+            <w:tcW w:w="1752" w:type="dxa"/>
+          </w:tcPr>
+          <w:p>
+            <w:pPr>
+              <w:jc w:val="center"/>
+            </w:pPr>
+          </w:p>
+        </w:tc>
+        <w:tc>
+          <w:tcPr>
+            <w:tcW w:w="1752" w:type="dxa"/>
+          </w:tcPr>
+          <w:p>
+            <w:pPr>
+              <w:jc w:val="center"/>
+            </w:pPr>
+          </w:p>
+        </w:tc>
+        <w:tc>
+          <w:tcPr>
+            <w:tcW w:w="1752" w:type="dxa"/>
+          </w:tcPr>
+          <w:p>
+            <w:pPr>
+              <w:jc w:val="center"/>
+            </w:pPr>
+          </w:p>
+        </w:tc>
+        <w:tc>
+          <w:tcPr>
+            <w:tcW w:w="1752" w:type="dxa"/>
           </w:tcPr>
           <w:p>
             <w:pPr>
@@ -983,72 +949,65 @@
               <w:jc w:val="center"/>
             </w:pPr>
             <w:r>
+              <w:rPr>
+                <w:b/>
+              </w:rPr>
               <w:t xml:space="preserve">9</w:t>
             </w:r>
           </w:p>
         </w:tc>
         <w:tc>
           <w:tcPr>
-            <w:tcW w:w="1460" w:type="dxa"/>
-          </w:tcPr>
-          <w:p>
-            <w:pPr>
-              <w:jc w:val="center"/>
-            </w:pPr>
-            <w:r>
-              <w:rPr>
-                <w:b/>
-              </w:rPr>
-              <w:t xml:space="preserve">Cải thiện môi trường giáo dục:</w:t>
-            </w:r>
-            <w:r>
-              <w:t xml:space="preserve"> Hoạt động kiểm tra đã thúc đẩy việc sắp xếp môi trường lớp học và tổ chức các hoạt động giáo dục lấy trẻ làm trung tâm một cách thực chất.</w:t>
-            </w:r>
-          </w:p>
-        </w:tc>
-        <w:tc>
-          <w:tcPr>
-            <w:tcW w:w="1460" w:type="dxa"/>
-          </w:tcPr>
-          <w:p>
-            <w:pPr>
-              <w:jc w:val="center"/>
-            </w:pPr>
-          </w:p>
-        </w:tc>
-        <w:tc>
-          <w:tcPr>
-            <w:tcW w:w="1460" w:type="dxa"/>
-          </w:tcPr>
-          <w:p>
-            <w:pPr>
-              <w:jc w:val="center"/>
-            </w:pPr>
-          </w:p>
-        </w:tc>
-        <w:tc>
-          <w:tcPr>
-            <w:tcW w:w="1460" w:type="dxa"/>
-          </w:tcPr>
-          <w:p>
-            <w:pPr>
-              <w:jc w:val="center"/>
-            </w:pPr>
-          </w:p>
-        </w:tc>
-        <w:tc>
-          <w:tcPr>
-            <w:tcW w:w="1460" w:type="dxa"/>
-          </w:tcPr>
-          <w:p>
-            <w:pPr>
-              <w:jc w:val="center"/>
-            </w:pPr>
-          </w:p>
-        </w:tc>
-        <w:tc>
-          <w:tcPr>
-            <w:tcW w:w="1460" w:type="dxa"/>
+            <w:tcW w:w="1752" w:type="dxa"/>
+          </w:tcPr>
+          <w:p>
+            <w:pPr>
+              <w:jc w:val="center"/>
+            </w:pPr>
+            <w:r>
+              <w:rPr>
+                <w:b/>
+              </w:rPr>
+              <w:t xml:space="preserve">Sự chuyển biến về năng lực sư phạm:</w:t>
+            </w:r>
+            <w:r>
+              <w:t xml:space="preserve"> Công tác kiểm tra không còn mang tính "đối phó" mà thực sự trở thành động lực để giáo viên tự bồi dưỡng, nâng cao chuyên môn (tăng tỷ lệ GV xếp loại Tốt từ 6 lên 14 người).</w:t>
+            </w:r>
+          </w:p>
+        </w:tc>
+        <w:tc>
+          <w:tcPr>
+            <w:tcW w:w="1752" w:type="dxa"/>
+          </w:tcPr>
+          <w:p>
+            <w:pPr>
+              <w:jc w:val="center"/>
+            </w:pPr>
+          </w:p>
+        </w:tc>
+        <w:tc>
+          <w:tcPr>
+            <w:tcW w:w="1752" w:type="dxa"/>
+          </w:tcPr>
+          <w:p>
+            <w:pPr>
+              <w:jc w:val="center"/>
+            </w:pPr>
+          </w:p>
+        </w:tc>
+        <w:tc>
+          <w:tcPr>
+            <w:tcW w:w="1752" w:type="dxa"/>
+          </w:tcPr>
+          <w:p>
+            <w:pPr>
+              <w:jc w:val="center"/>
+            </w:pPr>
+          </w:p>
+        </w:tc>
+        <w:tc>
+          <w:tcPr>
+            <w:tcW w:w="1752" w:type="dxa"/>
           </w:tcPr>
           <w:p>
             <w:pPr>
@@ -1067,72 +1026,65 @@
               <w:jc w:val="center"/>
             </w:pPr>
             <w:r>
+              <w:rPr>
+                <w:b/>
+              </w:rPr>
               <w:t xml:space="preserve">10</w:t>
             </w:r>
           </w:p>
         </w:tc>
         <w:tc>
           <w:tcPr>
-            <w:tcW w:w="1460" w:type="dxa"/>
-          </w:tcPr>
-          <w:p>
-            <w:pPr>
-              <w:jc w:val="center"/>
-            </w:pPr>
-            <w:r>
-              <w:rPr>
-                <w:b/>
-              </w:rPr>
-              <w:t xml:space="preserve">Tính bền vững và nhân rộng:</w:t>
-            </w:r>
-            <w:r>
-              <w:t xml:space="preserve"> Các giải pháp này nên được duy trì thường xuyên và có thể áp dụng hiệu quả cho các năm học tiếp theo tại nhà trường.</w:t>
-            </w:r>
-          </w:p>
-        </w:tc>
-        <w:tc>
-          <w:tcPr>
-            <w:tcW w:w="1460" w:type="dxa"/>
-          </w:tcPr>
-          <w:p>
-            <w:pPr>
-              <w:jc w:val="center"/>
-            </w:pPr>
-          </w:p>
-        </w:tc>
-        <w:tc>
-          <w:tcPr>
-            <w:tcW w:w="1460" w:type="dxa"/>
-          </w:tcPr>
-          <w:p>
-            <w:pPr>
-              <w:jc w:val="center"/>
-            </w:pPr>
-          </w:p>
-        </w:tc>
-        <w:tc>
-          <w:tcPr>
-            <w:tcW w:w="1460" w:type="dxa"/>
-          </w:tcPr>
-          <w:p>
-            <w:pPr>
-              <w:jc w:val="center"/>
-            </w:pPr>
-          </w:p>
-        </w:tc>
-        <w:tc>
-          <w:tcPr>
-            <w:tcW w:w="1460" w:type="dxa"/>
-          </w:tcPr>
-          <w:p>
-            <w:pPr>
-              <w:jc w:val="center"/>
-            </w:pPr>
-          </w:p>
-        </w:tc>
-        <w:tc>
-          <w:tcPr>
-            <w:tcW w:w="1460" w:type="dxa"/>
+            <w:tcW w:w="1752" w:type="dxa"/>
+          </w:tcPr>
+          <w:p>
+            <w:pPr>
+              <w:jc w:val="center"/>
+            </w:pPr>
+            <w:r>
+              <w:rPr>
+                <w:b/>
+              </w:rPr>
+              <w:t xml:space="preserve">Khả năng nhân rộng:</w:t>
+            </w:r>
+            <w:r>
+              <w:t xml:space="preserve"> Giải pháp có quy trình rõ ràng, công cụ dễ sử dụng, hoàn toàn có thể áp dụng hiệu quả tại các trường mầm non khác có cùng điều kiện nông thôn.</w:t>
+            </w:r>
+          </w:p>
+        </w:tc>
+        <w:tc>
+          <w:tcPr>
+            <w:tcW w:w="1752" w:type="dxa"/>
+          </w:tcPr>
+          <w:p>
+            <w:pPr>
+              <w:jc w:val="center"/>
+            </w:pPr>
+          </w:p>
+        </w:tc>
+        <w:tc>
+          <w:tcPr>
+            <w:tcW w:w="1752" w:type="dxa"/>
+          </w:tcPr>
+          <w:p>
+            <w:pPr>
+              <w:jc w:val="center"/>
+            </w:pPr>
+          </w:p>
+        </w:tc>
+        <w:tc>
+          <w:tcPr>
+            <w:tcW w:w="1752" w:type="dxa"/>
+          </w:tcPr>
+          <w:p>
+            <w:pPr>
+              <w:jc w:val="center"/>
+            </w:pPr>
+          </w:p>
+        </w:tc>
+        <w:tc>
+          <w:tcPr>
+            <w:tcW w:w="1752" w:type="dxa"/>
           </w:tcPr>
           <w:p>
             <w:pPr>
@@ -1152,10 +1104,10 @@
         <w:rPr>
           <w:b/>
         </w:rPr>
-        <w:t xml:space="preserve">3. Ý KIẾN ĐÓNG GÓP KHÁC (NẾU CÓ)</w:t>
-      </w:r>
-      <w:r>
-        <w:t xml:space="preserve"> ................................................................................................................................................................................................................................................................................................................................................................................................................................................................................................................................................................................................................................................................................................................................................................................................................................................</w:t>
+        <w:t xml:space="preserve">Ý kiến đóng góp khác (nếu có):</w:t>
+      </w:r>
+      <w:r>
+        <w:t xml:space="preserve"> .......................................................................................................................................................................... ..........................................................................................................................................................................</w:t>
       </w:r>
     </w:p>
     <w:p>
@@ -1165,7 +1117,23 @@
         <w:spacing w:line="360" w:lineRule="auto" w:before="120" w:after="120"/>
       </w:pPr>
       <w:r>
-        <w:t xml:space="preserve">Tôi xin chân thành cảm ơn sự đồng hành và những đóng góp thẳng thắn của các đồng chí để công tác quản lý của nhà trường ngày một hoàn thiện hơn!</w:t>
+        <w:rPr>
+          <w:b/>
+        </w:rPr>
+        <w:t xml:space="preserve">Tôi xin chân thành cảm ơn sự phối hợp của quý đồng nghiệp!</w:t>
+      </w:r>
+    </w:p>
+    <w:p>
+      <w:pPr>
+        <w:jc w:val="both"/>
+        <w:ind w:firstLine="720"/>
+        <w:spacing w:line="360" w:lineRule="auto" w:before="120" w:after="120"/>
+      </w:pPr>
+      <w:r>
+        <w:rPr>
+          <w:b/>
+        </w:rPr>
+        <w:t xml:space="preserve">Tác giả** *(Đã ký)* **Lê Thị Thanh Thảo</w:t>
       </w:r>
     </w:p>
     <w:sectPr>

--- a/projects/skkn_1776708985694_yk5v8fmd5/appendices/phu-luc-survey_teacher.docx
+++ b/projects/skkn_1776708985694_yk5v8fmd5/appendices/phu-luc-survey_teacher.docx
@@ -68,7 +68,7 @@
         <w:spacing w:before="240" w:after="120" w:line="360" w:lineRule="auto"/>
       </w:pPr>
       <w:r>
-        <w:t xml:space="preserve">PHỤ LỤC: PHIẾU KHẢO SÁT Ý KIẾN GIÁO VIÊN VỀ TÍNH KHẢ THI VÀ HIỆU QUẢ CỦA CÁC GIẢI PHÁP CẢI TIẾN CÔNG TÁC KIỂM TRA NỘI BỘ</w:t>
+        <w:t xml:space="preserve">PHỤ LỤC: Phiếu khảo sát giáo viên</w:t>
       </w:r>
     </w:p>
     <w:p>
@@ -78,32 +78,17 @@
         <w:spacing w:line="360" w:lineRule="auto" w:before="120" w:after="120"/>
       </w:pPr>
       <w:r>
-        <w:t xml:space="preserve">Nhằm đánh giá khách quan hiệu quả của đề tài </w:t>
-      </w:r>
-      <w:r>
-        <w:rPr>
-          <w:b/>
-        </w:rPr>
-        <w:t xml:space="preserve">"Một số giải pháp nâng cao chất lượng công tác kiểm tra nội bộ trong quản lý hoạt động nuôi dưỡng, chăm sóc và giáo dục trẻ tại trường mầm non"</w:t>
-      </w:r>
-      <w:r>
-        <w:t xml:space="preserve"> áp dụng tại Trường Mầm non Hoạ Mi, tôi tiến hành khảo sát lấy ý kiến của toàn thể 35 cán bộ, giáo viên, nhân viên (CBGVNV) nhà trường. Những ý kiến đóng góp của quý đồng nghiệp là minh chứng quan trọng để tôi hoàn thiện và nhân rộng giải pháp.</w:t>
+        <w:t xml:space="preserve">Phụ lục này được xây dựng nhằm thu thập dữ liệu khách quan minh chứng cho đề tài 'Một số giải pháp nâng cao chất lượng công tác kiểm tra nội bộ trong quản lý hoạt động nuôi dưỡng, chăm sóc và giáo dục trẻ tại trường mầm non' được triển khai tại TRƯỜNG MẦM NON HOẠ MI. Phiếu khảo sát được thực hiện trên 35 cán bộ, giáo viên và nhân viên nhà trường vào thời điểm cuối học kỳ II năm học 2025 - 2026, sau khi đã áp dụng các chu trình PDSA vào công tác quản lý thực tiễn.</w:t>
       </w:r>
     </w:p>
     <w:p>
       <w:pPr>
-        <w:jc w:val="both"/>
-        <w:ind w:firstLine="720"/>
-        <w:spacing w:line="360" w:lineRule="auto" w:before="120" w:after="120"/>
-      </w:pPr>
-      <w:r>
-        <w:rPr>
-          <w:b/>
-        </w:rPr>
-        <w:t xml:space="preserve">Hướng dẫn:</w:t>
-      </w:r>
-      <w:r>
-        <w:t xml:space="preserve"> Quý đồng nghiệp vui lòng đánh dấu (X) vào cột tương ứng với mức độ đánh giá theo thang đo:</w:t>
+        <w:pStyle w:val="Heading3"/>
+        <w:jc w:val="left"/>
+        <w:spacing w:before="240" w:after="120" w:line="360" w:lineRule="auto"/>
+      </w:pPr>
+      <w:r>
+        <w:t xml:space="preserve">I. THÔNG TIN CHUNG</w:t>
       </w:r>
     </w:p>
     <w:p>
@@ -123,10 +108,10 @@
         <w:rPr>
           <w:b/>
         </w:rPr>
-        <w:t xml:space="preserve">Mức 4:</w:t>
-      </w:r>
-      <w:r>
-        <w:t xml:space="preserve"> Rất hiệu quả/Rất khả thi</w:t>
+        <w:t xml:space="preserve">Họ và tên cán bộ, giáo viên, nhân viên</w:t>
+      </w:r>
+      <w:r>
+        <w:t xml:space="preserve">: ........................................................................</w:t>
       </w:r>
     </w:p>
     <w:p>
@@ -146,10 +131,10 @@
         <w:rPr>
           <w:b/>
         </w:rPr>
-        <w:t xml:space="preserve">Mức 3:</w:t>
-      </w:r>
-      <w:r>
-        <w:t xml:space="preserve"> Hiệu quả/Khả thi</w:t>
+        <w:t xml:space="preserve">Chức vụ và nhiệm vụ được phân công</w:t>
+      </w:r>
+      <w:r>
+        <w:t xml:space="preserve">: ........................................................................</w:t>
       </w:r>
     </w:p>
     <w:p>
@@ -169,33 +154,20 @@
         <w:rPr>
           <w:b/>
         </w:rPr>
-        <w:t xml:space="preserve">Mức 2:</w:t>
-      </w:r>
-      <w:r>
-        <w:t xml:space="preserve"> Trung bình/Ít khả thi</w:t>
+        <w:t xml:space="preserve">Số năm công tác trong ngành</w:t>
+      </w:r>
+      <w:r>
+        <w:t xml:space="preserve">: ........................................................................</w:t>
       </w:r>
     </w:p>
     <w:p>
       <w:pPr>
-        <w:jc w:val="both"/>
-        <w:tabs>
-          <w:tab w:val="left" w:pos="720"/>
-        </w:tabs>
-        <w:ind w:left="720" w:hanging="360"/>
-        <w:spacing w:after="60"/>
-      </w:pPr>
-      <w:r>
-        <w:t xml:space="preserve">• </w:t>
-        <w:tab/>
-      </w:r>
-      <w:r>
-        <w:rPr>
-          <w:b/>
-        </w:rPr>
-        <w:t xml:space="preserve">Mức 1:</w:t>
-      </w:r>
-      <w:r>
-        <w:t xml:space="preserve"> Không hiệu quả/Không khả thi</w:t>
+        <w:pStyle w:val="Heading3"/>
+        <w:jc w:val="left"/>
+        <w:spacing w:before="240" w:after="120" w:line="360" w:lineRule="auto"/>
+      </w:pPr>
+      <w:r>
+        <w:t xml:space="preserve">II. NỘI DUNG CHI TIẾT</w:t>
       </w:r>
     </w:p>
     <w:tbl>
@@ -213,11 +185,12 @@
       </w:tblPr>
       <w:tblGrid>
         <w:gridCol w:w="600"/>
-        <w:gridCol w:w="1752"/>
-        <w:gridCol w:w="1752"/>
-        <w:gridCol w:w="1752"/>
-        <w:gridCol w:w="1752"/>
-        <w:gridCol w:w="1752"/>
+        <w:gridCol w:w="1460"/>
+        <w:gridCol w:w="1460"/>
+        <w:gridCol w:w="1460"/>
+        <w:gridCol w:w="1460"/>
+        <w:gridCol w:w="1460"/>
+        <w:gridCol w:w="1460"/>
       </w:tblGrid>
       <w:tr>
         <w:tc>
@@ -239,7 +212,7 @@
         </w:tc>
         <w:tc>
           <w:tcPr>
-            <w:tcW w:w="1752" w:type="dxa"/>
+            <w:tcW w:w="1460" w:type="dxa"/>
             <w:shd w:val="clear" w:color="auto" w:fill="D5E8F0"/>
           </w:tcPr>
           <w:p>
@@ -250,13 +223,64 @@
               <w:rPr>
                 <w:b/>
               </w:rPr>
-              <w:t xml:space="preserve">Nội dung khảo sát về tính khả thi và hiệu quả của giải pháp</w:t>
-            </w:r>
-          </w:p>
-        </w:tc>
-        <w:tc>
-          <w:tcPr>
-            <w:tcW w:w="1752" w:type="dxa"/>
+              <w:t xml:space="preserve">Nội dung khảo sát</w:t>
+            </w:r>
+          </w:p>
+        </w:tc>
+        <w:tc>
+          <w:tcPr>
+            <w:tcW w:w="1460" w:type="dxa"/>
+            <w:shd w:val="clear" w:color="auto" w:fill="D5E8F0"/>
+          </w:tcPr>
+          <w:p>
+            <w:pPr>
+              <w:jc w:val="center"/>
+            </w:pPr>
+            <w:r>
+              <w:rPr>
+                <w:b/>
+              </w:rPr>
+              <w:t xml:space="preserve">Mức 1</w:t>
+            </w:r>
+          </w:p>
+        </w:tc>
+        <w:tc>
+          <w:tcPr>
+            <w:tcW w:w="1460" w:type="dxa"/>
+            <w:shd w:val="clear" w:color="auto" w:fill="D5E8F0"/>
+          </w:tcPr>
+          <w:p>
+            <w:pPr>
+              <w:jc w:val="center"/>
+            </w:pPr>
+            <w:r>
+              <w:rPr>
+                <w:b/>
+              </w:rPr>
+              <w:t xml:space="preserve">Mức 2</w:t>
+            </w:r>
+          </w:p>
+        </w:tc>
+        <w:tc>
+          <w:tcPr>
+            <w:tcW w:w="1460" w:type="dxa"/>
+            <w:shd w:val="clear" w:color="auto" w:fill="D5E8F0"/>
+          </w:tcPr>
+          <w:p>
+            <w:pPr>
+              <w:jc w:val="center"/>
+            </w:pPr>
+            <w:r>
+              <w:rPr>
+                <w:b/>
+              </w:rPr>
+              <w:t xml:space="preserve">Mức 3</w:t>
+            </w:r>
+          </w:p>
+        </w:tc>
+        <w:tc>
+          <w:tcPr>
+            <w:tcW w:w="1460" w:type="dxa"/>
             <w:shd w:val="clear" w:color="auto" w:fill="D5E8F0"/>
           </w:tcPr>
           <w:p>
@@ -273,7 +297,7 @@
         </w:tc>
         <w:tc>
           <w:tcPr>
-            <w:tcW w:w="1752" w:type="dxa"/>
+            <w:tcW w:w="1460" w:type="dxa"/>
             <w:shd w:val="clear" w:color="auto" w:fill="D5E8F0"/>
           </w:tcPr>
           <w:p>
@@ -284,14 +308,28 @@
               <w:rPr>
                 <w:b/>
               </w:rPr>
-              <w:t xml:space="preserve">Mức 3</w:t>
-            </w:r>
-          </w:p>
-        </w:tc>
-        <w:tc>
-          <w:tcPr>
-            <w:tcW w:w="1752" w:type="dxa"/>
-            <w:shd w:val="clear" w:color="auto" w:fill="D5E8F0"/>
+              <w:t xml:space="preserve">Mức 5</w:t>
+            </w:r>
+          </w:p>
+        </w:tc>
+      </w:tr>
+      <w:tr>
+        <w:tc>
+          <w:tcPr>
+            <w:tcW w:w="600" w:type="dxa"/>
+          </w:tcPr>
+          <w:p>
+            <w:pPr>
+              <w:jc w:val="center"/>
+            </w:pPr>
+            <w:r>
+              <w:t xml:space="preserve">1</w:t>
+            </w:r>
+          </w:p>
+        </w:tc>
+        <w:tc>
+          <w:tcPr>
+            <w:tcW w:w="1460" w:type="dxa"/>
           </w:tcPr>
           <w:p>
             <w:pPr>
@@ -301,14 +339,102 @@
               <w:rPr>
                 <w:b/>
               </w:rPr>
-              <w:t xml:space="preserve">Mức 2</w:t>
-            </w:r>
-          </w:p>
-        </w:tc>
-        <w:tc>
-          <w:tcPr>
-            <w:tcW w:w="1752" w:type="dxa"/>
-            <w:shd w:val="clear" w:color="auto" w:fill="D5E8F0"/>
+              <w:t xml:space="preserve">Giáo viên chủ động điều chỉnh các tồn tại trong hoạt động chăm sóc và giáo dục trẻ ngay sau khi nhận được phản hồi từ các chu trình kiểm tra nội bộ.</w:t>
+            </w:r>
+            <w:r>
+              <w:t xml:space="preserve">&lt;br&gt;</w:t>
+            </w:r>
+            <w:r>
+              <w:rPr>
+                <w:i/>
+              </w:rPr>
+              <w:t xml:space="preserve">(🔗 Nguồn: Mức độ chỉ số khác chung)</w:t>
+            </w:r>
+          </w:p>
+        </w:tc>
+        <w:tc>
+          <w:tcPr>
+            <w:tcW w:w="1460" w:type="dxa"/>
+          </w:tcPr>
+          <w:p>
+            <w:pPr>
+              <w:jc w:val="center"/>
+            </w:pPr>
+            <w:r>
+              <w:t xml:space="preserve">⬜</w:t>
+            </w:r>
+          </w:p>
+        </w:tc>
+        <w:tc>
+          <w:tcPr>
+            <w:tcW w:w="1460" w:type="dxa"/>
+          </w:tcPr>
+          <w:p>
+            <w:pPr>
+              <w:jc w:val="center"/>
+            </w:pPr>
+            <w:r>
+              <w:t xml:space="preserve">⬜</w:t>
+            </w:r>
+          </w:p>
+        </w:tc>
+        <w:tc>
+          <w:tcPr>
+            <w:tcW w:w="1460" w:type="dxa"/>
+          </w:tcPr>
+          <w:p>
+            <w:pPr>
+              <w:jc w:val="center"/>
+            </w:pPr>
+            <w:r>
+              <w:t xml:space="preserve">⬜</w:t>
+            </w:r>
+          </w:p>
+        </w:tc>
+        <w:tc>
+          <w:tcPr>
+            <w:tcW w:w="1460" w:type="dxa"/>
+          </w:tcPr>
+          <w:p>
+            <w:pPr>
+              <w:jc w:val="center"/>
+            </w:pPr>
+            <w:r>
+              <w:t xml:space="preserve">⬜</w:t>
+            </w:r>
+          </w:p>
+        </w:tc>
+        <w:tc>
+          <w:tcPr>
+            <w:tcW w:w="1460" w:type="dxa"/>
+          </w:tcPr>
+          <w:p>
+            <w:pPr>
+              <w:jc w:val="center"/>
+            </w:pPr>
+            <w:r>
+              <w:t xml:space="preserve">⬜</w:t>
+            </w:r>
+          </w:p>
+        </w:tc>
+      </w:tr>
+      <w:tr>
+        <w:tc>
+          <w:tcPr>
+            <w:tcW w:w="600" w:type="dxa"/>
+          </w:tcPr>
+          <w:p>
+            <w:pPr>
+              <w:jc w:val="center"/>
+            </w:pPr>
+            <w:r>
+              <w:t xml:space="preserve">2</w:t>
+            </w:r>
+          </w:p>
+        </w:tc>
+        <w:tc>
+          <w:tcPr>
+            <w:tcW w:w="1460" w:type="dxa"/>
           </w:tcPr>
           <w:p>
             <w:pPr>
@@ -318,7 +444,81 @@
               <w:rPr>
                 <w:b/>
               </w:rPr>
-              <w:t xml:space="preserve">Mức 1</w:t>
+              <w:t xml:space="preserve">Thành viên Ban kiểm tra thực hiện đánh giá công tâm, khách quan dựa trên bộ tiêu chí định lượng và bảng kiểm (checklist) đã được tập huấn.</w:t>
+            </w:r>
+            <w:r>
+              <w:t xml:space="preserve">&lt;br&gt;</w:t>
+            </w:r>
+            <w:r>
+              <w:rPr>
+                <w:i/>
+              </w:rPr>
+              <w:t xml:space="preserve">(🔗 Nguồn: Mức độ kết quả học tập (điểm số) chung)</w:t>
+            </w:r>
+          </w:p>
+        </w:tc>
+        <w:tc>
+          <w:tcPr>
+            <w:tcW w:w="1460" w:type="dxa"/>
+          </w:tcPr>
+          <w:p>
+            <w:pPr>
+              <w:jc w:val="center"/>
+            </w:pPr>
+            <w:r>
+              <w:t xml:space="preserve">⬜</w:t>
+            </w:r>
+          </w:p>
+        </w:tc>
+        <w:tc>
+          <w:tcPr>
+            <w:tcW w:w="1460" w:type="dxa"/>
+          </w:tcPr>
+          <w:p>
+            <w:pPr>
+              <w:jc w:val="center"/>
+            </w:pPr>
+            <w:r>
+              <w:t xml:space="preserve">⬜</w:t>
+            </w:r>
+          </w:p>
+        </w:tc>
+        <w:tc>
+          <w:tcPr>
+            <w:tcW w:w="1460" w:type="dxa"/>
+          </w:tcPr>
+          <w:p>
+            <w:pPr>
+              <w:jc w:val="center"/>
+            </w:pPr>
+            <w:r>
+              <w:t xml:space="preserve">⬜</w:t>
+            </w:r>
+          </w:p>
+        </w:tc>
+        <w:tc>
+          <w:tcPr>
+            <w:tcW w:w="1460" w:type="dxa"/>
+          </w:tcPr>
+          <w:p>
+            <w:pPr>
+              <w:jc w:val="center"/>
+            </w:pPr>
+            <w:r>
+              <w:t xml:space="preserve">⬜</w:t>
+            </w:r>
+          </w:p>
+        </w:tc>
+        <w:tc>
+          <w:tcPr>
+            <w:tcW w:w="1460" w:type="dxa"/>
+          </w:tcPr>
+          <w:p>
+            <w:pPr>
+              <w:jc w:val="center"/>
+            </w:pPr>
+            <w:r>
+              <w:t xml:space="preserve">⬜</w:t>
             </w:r>
           </w:p>
         </w:tc>
@@ -327,6 +527,19 @@
         <w:tc>
           <w:tcPr>
             <w:tcW w:w="600" w:type="dxa"/>
+          </w:tcPr>
+          <w:p>
+            <w:pPr>
+              <w:jc w:val="center"/>
+            </w:pPr>
+            <w:r>
+              <w:t xml:space="preserve">3</w:t>
+            </w:r>
+          </w:p>
+        </w:tc>
+        <w:tc>
+          <w:tcPr>
+            <w:tcW w:w="1460" w:type="dxa"/>
           </w:tcPr>
           <w:p>
             <w:pPr>
@@ -336,13 +549,102 @@
               <w:rPr>
                 <w:b/>
               </w:rPr>
-              <w:t xml:space="preserve">1</w:t>
-            </w:r>
-          </w:p>
-        </w:tc>
-        <w:tc>
-          <w:tcPr>
-            <w:tcW w:w="1752" w:type="dxa"/>
+              <w:t xml:space="preserve">Việc truy xuất hồ sơ minh chứng và lưu trữ kết quả kiểm tra được thực hiện nhanh chóng, chính xác thông qua hệ thống mã QR và ứng dụng số hóa.</w:t>
+            </w:r>
+            <w:r>
+              <w:t xml:space="preserve">&lt;br&gt;</w:t>
+            </w:r>
+            <w:r>
+              <w:rPr>
+                <w:i/>
+              </w:rPr>
+              <w:t xml:space="preserve">(🔗 Nguồn: Mức độ chỉ số khác chung)</w:t>
+            </w:r>
+          </w:p>
+        </w:tc>
+        <w:tc>
+          <w:tcPr>
+            <w:tcW w:w="1460" w:type="dxa"/>
+          </w:tcPr>
+          <w:p>
+            <w:pPr>
+              <w:jc w:val="center"/>
+            </w:pPr>
+            <w:r>
+              <w:t xml:space="preserve">⬜</w:t>
+            </w:r>
+          </w:p>
+        </w:tc>
+        <w:tc>
+          <w:tcPr>
+            <w:tcW w:w="1460" w:type="dxa"/>
+          </w:tcPr>
+          <w:p>
+            <w:pPr>
+              <w:jc w:val="center"/>
+            </w:pPr>
+            <w:r>
+              <w:t xml:space="preserve">⬜</w:t>
+            </w:r>
+          </w:p>
+        </w:tc>
+        <w:tc>
+          <w:tcPr>
+            <w:tcW w:w="1460" w:type="dxa"/>
+          </w:tcPr>
+          <w:p>
+            <w:pPr>
+              <w:jc w:val="center"/>
+            </w:pPr>
+            <w:r>
+              <w:t xml:space="preserve">⬜</w:t>
+            </w:r>
+          </w:p>
+        </w:tc>
+        <w:tc>
+          <w:tcPr>
+            <w:tcW w:w="1460" w:type="dxa"/>
+          </w:tcPr>
+          <w:p>
+            <w:pPr>
+              <w:jc w:val="center"/>
+            </w:pPr>
+            <w:r>
+              <w:t xml:space="preserve">⬜</w:t>
+            </w:r>
+          </w:p>
+        </w:tc>
+        <w:tc>
+          <w:tcPr>
+            <w:tcW w:w="1460" w:type="dxa"/>
+          </w:tcPr>
+          <w:p>
+            <w:pPr>
+              <w:jc w:val="center"/>
+            </w:pPr>
+            <w:r>
+              <w:t xml:space="preserve">⬜</w:t>
+            </w:r>
+          </w:p>
+        </w:tc>
+      </w:tr>
+      <w:tr>
+        <w:tc>
+          <w:tcPr>
+            <w:tcW w:w="600" w:type="dxa"/>
+          </w:tcPr>
+          <w:p>
+            <w:pPr>
+              <w:jc w:val="center"/>
+            </w:pPr>
+            <w:r>
+              <w:t xml:space="preserve">4</w:t>
+            </w:r>
+          </w:p>
+        </w:tc>
+        <w:tc>
+          <w:tcPr>
+            <w:tcW w:w="1460" w:type="dxa"/>
           </w:tcPr>
           <w:p>
             <w:pPr>
@@ -352,749 +654,92 @@
               <w:rPr>
                 <w:b/>
               </w:rPr>
-              <w:t xml:space="preserve">Tính khoa học của chu trình PDSA:</w:t>
-            </w:r>
-            <w:r>
-              <w:t xml:space="preserve"> Việc áp dụng chu trình Cải tiến liên tục (Lập kế hoạch - Thực hiện - Kiểm tra - Điều chỉnh) giúp công tác kiểm tra nội bộ trở nên logic, bớt áp lực và sát thực tế hơn.</w:t>
-            </w:r>
-          </w:p>
-        </w:tc>
-        <w:tc>
-          <w:tcPr>
-            <w:tcW w:w="1752" w:type="dxa"/>
-          </w:tcPr>
-          <w:p>
-            <w:pPr>
-              <w:jc w:val="center"/>
-            </w:pPr>
-          </w:p>
-        </w:tc>
-        <w:tc>
-          <w:tcPr>
-            <w:tcW w:w="1752" w:type="dxa"/>
-          </w:tcPr>
-          <w:p>
-            <w:pPr>
-              <w:jc w:val="center"/>
-            </w:pPr>
-          </w:p>
-        </w:tc>
-        <w:tc>
-          <w:tcPr>
-            <w:tcW w:w="1752" w:type="dxa"/>
-          </w:tcPr>
-          <w:p>
-            <w:pPr>
-              <w:jc w:val="center"/>
-            </w:pPr>
-          </w:p>
-        </w:tc>
-        <w:tc>
-          <w:tcPr>
-            <w:tcW w:w="1752" w:type="dxa"/>
-          </w:tcPr>
-          <w:p>
-            <w:pPr>
-              <w:jc w:val="center"/>
-            </w:pPr>
-          </w:p>
-        </w:tc>
-      </w:tr>
-      <w:tr>
-        <w:tc>
-          <w:tcPr>
-            <w:tcW w:w="600" w:type="dxa"/>
-          </w:tcPr>
-          <w:p>
-            <w:pPr>
-              <w:jc w:val="center"/>
-            </w:pPr>
+              <w:t xml:space="preserve">Quy trình giao nhận thực phẩm và tổ chức bữa ăn cho trẻ tại lớp đảm bảo đúng định mức dinh dưỡng và các tiêu chuẩn vệ sinh an toàn thực phẩm.</w:t>
+            </w:r>
+            <w:r>
+              <w:t xml:space="preserve">&lt;br&gt;</w:t>
+            </w:r>
             <w:r>
               <w:rPr>
-                <w:b/>
+                <w:i/>
               </w:rPr>
-              <w:t xml:space="preserve">2</w:t>
-            </w:r>
-          </w:p>
-        </w:tc>
-        <w:tc>
-          <w:tcPr>
-            <w:tcW w:w="1752" w:type="dxa"/>
-          </w:tcPr>
-          <w:p>
-            <w:pPr>
-              <w:jc w:val="center"/>
-            </w:pPr>
-            <w:r>
-              <w:rPr>
-                <w:b/>
-              </w:rPr>
-              <w:t xml:space="preserve">Tính định lượng của bộ tiêu chí (Checklist):</w:t>
-            </w:r>
-            <w:r>
-              <w:t xml:space="preserve"> Sử dụng bảng kiểm chi tiết cho các hoạt động (vệ sinh, ăn uống, dạy học) giúp giáo viên nắm rõ yêu cầu và Ban kiểm tra đánh giá khách quan, công bằng.</w:t>
-            </w:r>
-          </w:p>
-        </w:tc>
-        <w:tc>
-          <w:tcPr>
-            <w:tcW w:w="1752" w:type="dxa"/>
-          </w:tcPr>
-          <w:p>
-            <w:pPr>
-              <w:jc w:val="center"/>
-            </w:pPr>
-          </w:p>
-        </w:tc>
-        <w:tc>
-          <w:tcPr>
-            <w:tcW w:w="1752" w:type="dxa"/>
-          </w:tcPr>
-          <w:p>
-            <w:pPr>
-              <w:jc w:val="center"/>
-            </w:pPr>
-          </w:p>
-        </w:tc>
-        <w:tc>
-          <w:tcPr>
-            <w:tcW w:w="1752" w:type="dxa"/>
-          </w:tcPr>
-          <w:p>
-            <w:pPr>
-              <w:jc w:val="center"/>
-            </w:pPr>
-          </w:p>
-        </w:tc>
-        <w:tc>
-          <w:tcPr>
-            <w:tcW w:w="1752" w:type="dxa"/>
-          </w:tcPr>
-          <w:p>
-            <w:pPr>
-              <w:jc w:val="center"/>
-            </w:pPr>
-          </w:p>
-        </w:tc>
-      </w:tr>
-      <w:tr>
-        <w:tc>
-          <w:tcPr>
-            <w:tcW w:w="600" w:type="dxa"/>
-          </w:tcPr>
-          <w:p>
-            <w:pPr>
-              <w:jc w:val="center"/>
-            </w:pPr>
-            <w:r>
-              <w:rPr>
-                <w:b/>
-              </w:rPr>
-              <w:t xml:space="preserve">3</w:t>
-            </w:r>
-          </w:p>
-        </w:tc>
-        <w:tc>
-          <w:tcPr>
-            <w:tcW w:w="1752" w:type="dxa"/>
-          </w:tcPr>
-          <w:p>
-            <w:pPr>
-              <w:jc w:val="center"/>
-            </w:pPr>
-            <w:r>
-              <w:rPr>
-                <w:b/>
-              </w:rPr>
-              <w:t xml:space="preserve">Hiệu quả khắc phục tâm lý nể nang:</w:t>
-            </w:r>
-            <w:r>
-              <w:t xml:space="preserve"> Các giải pháp về tập huấn kỹ năng và công khai tiêu chí đã giúp Ban kiểm tra làm việc chuyên nghiệp hơn, giảm thiểu sự nể nang hay cảm tính trong đánh giá.</w:t>
-            </w:r>
-          </w:p>
-        </w:tc>
-        <w:tc>
-          <w:tcPr>
-            <w:tcW w:w="1752" w:type="dxa"/>
-          </w:tcPr>
-          <w:p>
-            <w:pPr>
-              <w:jc w:val="center"/>
-            </w:pPr>
-          </w:p>
-        </w:tc>
-        <w:tc>
-          <w:tcPr>
-            <w:tcW w:w="1752" w:type="dxa"/>
-          </w:tcPr>
-          <w:p>
-            <w:pPr>
-              <w:jc w:val="center"/>
-            </w:pPr>
-          </w:p>
-        </w:tc>
-        <w:tc>
-          <w:tcPr>
-            <w:tcW w:w="1752" w:type="dxa"/>
-          </w:tcPr>
-          <w:p>
-            <w:pPr>
-              <w:jc w:val="center"/>
-            </w:pPr>
-          </w:p>
-        </w:tc>
-        <w:tc>
-          <w:tcPr>
-            <w:tcW w:w="1752" w:type="dxa"/>
-          </w:tcPr>
-          <w:p>
-            <w:pPr>
-              <w:jc w:val="center"/>
-            </w:pPr>
-          </w:p>
-        </w:tc>
-      </w:tr>
-      <w:tr>
-        <w:tc>
-          <w:tcPr>
-            <w:tcW w:w="600" w:type="dxa"/>
-          </w:tcPr>
-          <w:p>
-            <w:pPr>
-              <w:jc w:val="center"/>
-            </w:pPr>
-            <w:r>
-              <w:rPr>
-                <w:b/>
-              </w:rPr>
-              <w:t xml:space="preserve">4</w:t>
-            </w:r>
-          </w:p>
-        </w:tc>
-        <w:tc>
-          <w:tcPr>
-            <w:tcW w:w="1752" w:type="dxa"/>
-          </w:tcPr>
-          <w:p>
-            <w:pPr>
-              <w:jc w:val="center"/>
-            </w:pPr>
-            <w:r>
-              <w:rPr>
-                <w:b/>
-              </w:rPr>
-              <w:t xml:space="preserve">Cải cách thủ tục hành chính:</w:t>
-            </w:r>
-            <w:r>
-              <w:t xml:space="preserve"> Việc cắt giảm số lượng biểu mẫu ký tay (giảm 75%, từ 12 xuống còn 3 bản) giúp giảm bớt gánh nặng hồ sơ cho giáo viên và người quản lý.</w:t>
-            </w:r>
-          </w:p>
-        </w:tc>
-        <w:tc>
-          <w:tcPr>
-            <w:tcW w:w="1752" w:type="dxa"/>
-          </w:tcPr>
-          <w:p>
-            <w:pPr>
-              <w:jc w:val="center"/>
-            </w:pPr>
-          </w:p>
-        </w:tc>
-        <w:tc>
-          <w:tcPr>
-            <w:tcW w:w="1752" w:type="dxa"/>
-          </w:tcPr>
-          <w:p>
-            <w:pPr>
-              <w:jc w:val="center"/>
-            </w:pPr>
-          </w:p>
-        </w:tc>
-        <w:tc>
-          <w:tcPr>
-            <w:tcW w:w="1752" w:type="dxa"/>
-          </w:tcPr>
-          <w:p>
-            <w:pPr>
-              <w:jc w:val="center"/>
-            </w:pPr>
-          </w:p>
-        </w:tc>
-        <w:tc>
-          <w:tcPr>
-            <w:tcW w:w="1752" w:type="dxa"/>
-          </w:tcPr>
-          <w:p>
-            <w:pPr>
-              <w:jc w:val="center"/>
-            </w:pPr>
-          </w:p>
-        </w:tc>
-      </w:tr>
-      <w:tr>
-        <w:tc>
-          <w:tcPr>
-            <w:tcW w:w="600" w:type="dxa"/>
-          </w:tcPr>
-          <w:p>
-            <w:pPr>
-              <w:jc w:val="center"/>
-            </w:pPr>
-            <w:r>
-              <w:rPr>
-                <w:b/>
-              </w:rPr>
-              <w:t xml:space="preserve">5</w:t>
-            </w:r>
-          </w:p>
-        </w:tc>
-        <w:tc>
-          <w:tcPr>
-            <w:tcW w:w="1752" w:type="dxa"/>
-          </w:tcPr>
-          <w:p>
-            <w:pPr>
-              <w:jc w:val="center"/>
-            </w:pPr>
-            <w:r>
-              <w:rPr>
-                <w:b/>
-              </w:rPr>
-              <w:t xml:space="preserve">Hiệu quả của số hóa và ứng dụng công nghệ:</w:t>
-            </w:r>
-            <w:r>
-              <w:t xml:space="preserve"> Việc sử dụng mã QR và lưu trữ hồ sơ trực tuyến giúp việc truy xuất minh chứng nhanh chóng, phù hợp với điều kiện thiếu hụt nhân sự hiện tại.</w:t>
-            </w:r>
-          </w:p>
-        </w:tc>
-        <w:tc>
-          <w:tcPr>
-            <w:tcW w:w="1752" w:type="dxa"/>
-          </w:tcPr>
-          <w:p>
-            <w:pPr>
-              <w:jc w:val="center"/>
-            </w:pPr>
-          </w:p>
-        </w:tc>
-        <w:tc>
-          <w:tcPr>
-            <w:tcW w:w="1752" w:type="dxa"/>
-          </w:tcPr>
-          <w:p>
-            <w:pPr>
-              <w:jc w:val="center"/>
-            </w:pPr>
-          </w:p>
-        </w:tc>
-        <w:tc>
-          <w:tcPr>
-            <w:tcW w:w="1752" w:type="dxa"/>
-          </w:tcPr>
-          <w:p>
-            <w:pPr>
-              <w:jc w:val="center"/>
-            </w:pPr>
-          </w:p>
-        </w:tc>
-        <w:tc>
-          <w:tcPr>
-            <w:tcW w:w="1752" w:type="dxa"/>
-          </w:tcPr>
-          <w:p>
-            <w:pPr>
-              <w:jc w:val="center"/>
-            </w:pPr>
-          </w:p>
-        </w:tc>
-      </w:tr>
-      <w:tr>
-        <w:tc>
-          <w:tcPr>
-            <w:tcW w:w="600" w:type="dxa"/>
-          </w:tcPr>
-          <w:p>
-            <w:pPr>
-              <w:jc w:val="center"/>
-            </w:pPr>
-            <w:r>
-              <w:rPr>
-                <w:b/>
-              </w:rPr>
-              <w:t xml:space="preserve">6</w:t>
-            </w:r>
-          </w:p>
-        </w:tc>
-        <w:tc>
-          <w:tcPr>
-            <w:tcW w:w="1752" w:type="dxa"/>
-          </w:tcPr>
-          <w:p>
-            <w:pPr>
-              <w:jc w:val="center"/>
-            </w:pPr>
-            <w:r>
-              <w:rPr>
-                <w:b/>
-              </w:rPr>
-              <w:t xml:space="preserve">Tốc độ phản hồi kết quả:</w:t>
-            </w:r>
-            <w:r>
-              <w:t xml:space="preserve"> Quy trình mới giúp giáo viên nhận kết quả và tư vấn chuyên môn ngay sau kiểm tra (rút ngắn từ 5 ngày xuống còn 1 ngày), giúp điều chỉnh sai sót kịp thời.</w:t>
-            </w:r>
-          </w:p>
-        </w:tc>
-        <w:tc>
-          <w:tcPr>
-            <w:tcW w:w="1752" w:type="dxa"/>
-          </w:tcPr>
-          <w:p>
-            <w:pPr>
-              <w:jc w:val="center"/>
-            </w:pPr>
-          </w:p>
-        </w:tc>
-        <w:tc>
-          <w:tcPr>
-            <w:tcW w:w="1752" w:type="dxa"/>
-          </w:tcPr>
-          <w:p>
-            <w:pPr>
-              <w:jc w:val="center"/>
-            </w:pPr>
-          </w:p>
-        </w:tc>
-        <w:tc>
-          <w:tcPr>
-            <w:tcW w:w="1752" w:type="dxa"/>
-          </w:tcPr>
-          <w:p>
-            <w:pPr>
-              <w:jc w:val="center"/>
-            </w:pPr>
-          </w:p>
-        </w:tc>
-        <w:tc>
-          <w:tcPr>
-            <w:tcW w:w="1752" w:type="dxa"/>
-          </w:tcPr>
-          <w:p>
-            <w:pPr>
-              <w:jc w:val="center"/>
-            </w:pPr>
-          </w:p>
-        </w:tc>
-      </w:tr>
-      <w:tr>
-        <w:tc>
-          <w:tcPr>
-            <w:tcW w:w="600" w:type="dxa"/>
-          </w:tcPr>
-          <w:p>
-            <w:pPr>
-              <w:jc w:val="center"/>
-            </w:pPr>
-            <w:r>
-              <w:rPr>
-                <w:b/>
-              </w:rPr>
-              <w:t xml:space="preserve">7</w:t>
-            </w:r>
-          </w:p>
-        </w:tc>
-        <w:tc>
-          <w:tcPr>
-            <w:tcW w:w="1752" w:type="dxa"/>
-          </w:tcPr>
-          <w:p>
-            <w:pPr>
-              <w:jc w:val="center"/>
-            </w:pPr>
-            <w:r>
-              <w:rPr>
-                <w:b/>
-              </w:rPr>
-              <w:t xml:space="preserve">Tác động đến chất lượng chăm sóc trẻ:</w:t>
-            </w:r>
-            <w:r>
-              <w:t xml:space="preserve"> Giải pháp giúp nâng cao tỷ lệ tuân thủ quy trình vệ sinh, giao nhận thực phẩm và chiết tính khẩu phần (đạt trên 90% tiêu chí tốt).</w:t>
-            </w:r>
-          </w:p>
-        </w:tc>
-        <w:tc>
-          <w:tcPr>
-            <w:tcW w:w="1752" w:type="dxa"/>
-          </w:tcPr>
-          <w:p>
-            <w:pPr>
-              <w:jc w:val="center"/>
-            </w:pPr>
-          </w:p>
-        </w:tc>
-        <w:tc>
-          <w:tcPr>
-            <w:tcW w:w="1752" w:type="dxa"/>
-          </w:tcPr>
-          <w:p>
-            <w:pPr>
-              <w:jc w:val="center"/>
-            </w:pPr>
-          </w:p>
-        </w:tc>
-        <w:tc>
-          <w:tcPr>
-            <w:tcW w:w="1752" w:type="dxa"/>
-          </w:tcPr>
-          <w:p>
-            <w:pPr>
-              <w:jc w:val="center"/>
-            </w:pPr>
-          </w:p>
-        </w:tc>
-        <w:tc>
-          <w:tcPr>
-            <w:tcW w:w="1752" w:type="dxa"/>
-          </w:tcPr>
-          <w:p>
-            <w:pPr>
-              <w:jc w:val="center"/>
-            </w:pPr>
-          </w:p>
-        </w:tc>
-      </w:tr>
-      <w:tr>
-        <w:tc>
-          <w:tcPr>
-            <w:tcW w:w="600" w:type="dxa"/>
-          </w:tcPr>
-          <w:p>
-            <w:pPr>
-              <w:jc w:val="center"/>
-            </w:pPr>
-            <w:r>
-              <w:rPr>
-                <w:b/>
-              </w:rPr>
-              <w:t xml:space="preserve">8</w:t>
-            </w:r>
-          </w:p>
-        </w:tc>
-        <w:tc>
-          <w:tcPr>
-            <w:tcW w:w="1752" w:type="dxa"/>
-          </w:tcPr>
-          <w:p>
-            <w:pPr>
-              <w:jc w:val="center"/>
-            </w:pPr>
-            <w:r>
-              <w:rPr>
-                <w:b/>
-              </w:rPr>
-              <w:t xml:space="preserve">Tính phù hợp với bối cảnh địa phương:</w:t>
-            </w:r>
-            <w:r>
-              <w:t xml:space="preserve"> Các giải pháp đưa ra linh hoạt, dễ thực hiện ngay cả trong điều kiện cơ sở vật chất còn hạn chế (thiếu Smart TV, kinh phí tiền ăn của trẻ thấp).</w:t>
-            </w:r>
-          </w:p>
-        </w:tc>
-        <w:tc>
-          <w:tcPr>
-            <w:tcW w:w="1752" w:type="dxa"/>
-          </w:tcPr>
-          <w:p>
-            <w:pPr>
-              <w:jc w:val="center"/>
-            </w:pPr>
-          </w:p>
-        </w:tc>
-        <w:tc>
-          <w:tcPr>
-            <w:tcW w:w="1752" w:type="dxa"/>
-          </w:tcPr>
-          <w:p>
-            <w:pPr>
-              <w:jc w:val="center"/>
-            </w:pPr>
-          </w:p>
-        </w:tc>
-        <w:tc>
-          <w:tcPr>
-            <w:tcW w:w="1752" w:type="dxa"/>
-          </w:tcPr>
-          <w:p>
-            <w:pPr>
-              <w:jc w:val="center"/>
-            </w:pPr>
-          </w:p>
-        </w:tc>
-        <w:tc>
-          <w:tcPr>
-            <w:tcW w:w="1752" w:type="dxa"/>
-          </w:tcPr>
-          <w:p>
-            <w:pPr>
-              <w:jc w:val="center"/>
-            </w:pPr>
-          </w:p>
-        </w:tc>
-      </w:tr>
-      <w:tr>
-        <w:tc>
-          <w:tcPr>
-            <w:tcW w:w="600" w:type="dxa"/>
-          </w:tcPr>
-          <w:p>
-            <w:pPr>
-              <w:jc w:val="center"/>
-            </w:pPr>
-            <w:r>
-              <w:rPr>
-                <w:b/>
-              </w:rPr>
-              <w:t xml:space="preserve">9</w:t>
-            </w:r>
-          </w:p>
-        </w:tc>
-        <w:tc>
-          <w:tcPr>
-            <w:tcW w:w="1752" w:type="dxa"/>
-          </w:tcPr>
-          <w:p>
-            <w:pPr>
-              <w:jc w:val="center"/>
-            </w:pPr>
-            <w:r>
-              <w:rPr>
-                <w:b/>
-              </w:rPr>
-              <w:t xml:space="preserve">Sự chuyển biến về năng lực sư phạm:</w:t>
-            </w:r>
-            <w:r>
-              <w:t xml:space="preserve"> Công tác kiểm tra không còn mang tính "đối phó" mà thực sự trở thành động lực để giáo viên tự bồi dưỡng, nâng cao chuyên môn (tăng tỷ lệ GV xếp loại Tốt từ 6 lên 14 người).</w:t>
-            </w:r>
-          </w:p>
-        </w:tc>
-        <w:tc>
-          <w:tcPr>
-            <w:tcW w:w="1752" w:type="dxa"/>
-          </w:tcPr>
-          <w:p>
-            <w:pPr>
-              <w:jc w:val="center"/>
-            </w:pPr>
-          </w:p>
-        </w:tc>
-        <w:tc>
-          <w:tcPr>
-            <w:tcW w:w="1752" w:type="dxa"/>
-          </w:tcPr>
-          <w:p>
-            <w:pPr>
-              <w:jc w:val="center"/>
-            </w:pPr>
-          </w:p>
-        </w:tc>
-        <w:tc>
-          <w:tcPr>
-            <w:tcW w:w="1752" w:type="dxa"/>
-          </w:tcPr>
-          <w:p>
-            <w:pPr>
-              <w:jc w:val="center"/>
-            </w:pPr>
-          </w:p>
-        </w:tc>
-        <w:tc>
-          <w:tcPr>
-            <w:tcW w:w="1752" w:type="dxa"/>
-          </w:tcPr>
-          <w:p>
-            <w:pPr>
-              <w:jc w:val="center"/>
-            </w:pPr>
-          </w:p>
-        </w:tc>
-      </w:tr>
-      <w:tr>
-        <w:tc>
-          <w:tcPr>
-            <w:tcW w:w="600" w:type="dxa"/>
-          </w:tcPr>
-          <w:p>
-            <w:pPr>
-              <w:jc w:val="center"/>
-            </w:pPr>
-            <w:r>
-              <w:rPr>
-                <w:b/>
-              </w:rPr>
-              <w:t xml:space="preserve">10</w:t>
-            </w:r>
-          </w:p>
-        </w:tc>
-        <w:tc>
-          <w:tcPr>
-            <w:tcW w:w="1752" w:type="dxa"/>
-          </w:tcPr>
-          <w:p>
-            <w:pPr>
-              <w:jc w:val="center"/>
-            </w:pPr>
-            <w:r>
-              <w:rPr>
-                <w:b/>
-              </w:rPr>
-              <w:t xml:space="preserve">Khả năng nhân rộng:</w:t>
-            </w:r>
-            <w:r>
-              <w:t xml:space="preserve"> Giải pháp có quy trình rõ ràng, công cụ dễ sử dụng, hoàn toàn có thể áp dụng hiệu quả tại các trường mầm non khác có cùng điều kiện nông thôn.</w:t>
-            </w:r>
-          </w:p>
-        </w:tc>
-        <w:tc>
-          <w:tcPr>
-            <w:tcW w:w="1752" w:type="dxa"/>
-          </w:tcPr>
-          <w:p>
-            <w:pPr>
-              <w:jc w:val="center"/>
-            </w:pPr>
-          </w:p>
-        </w:tc>
-        <w:tc>
-          <w:tcPr>
-            <w:tcW w:w="1752" w:type="dxa"/>
-          </w:tcPr>
-          <w:p>
-            <w:pPr>
-              <w:jc w:val="center"/>
-            </w:pPr>
-          </w:p>
-        </w:tc>
-        <w:tc>
-          <w:tcPr>
-            <w:tcW w:w="1752" w:type="dxa"/>
-          </w:tcPr>
-          <w:p>
-            <w:pPr>
-              <w:jc w:val="center"/>
-            </w:pPr>
-          </w:p>
-        </w:tc>
-        <w:tc>
-          <w:tcPr>
-            <w:tcW w:w="1752" w:type="dxa"/>
-          </w:tcPr>
-          <w:p>
-            <w:pPr>
-              <w:jc w:val="center"/>
-            </w:pPr>
+              <w:t xml:space="preserve">(🔗 Nguồn: Mức độ chỉ số khác chung)</w:t>
+            </w:r>
+          </w:p>
+        </w:tc>
+        <w:tc>
+          <w:tcPr>
+            <w:tcW w:w="1460" w:type="dxa"/>
+          </w:tcPr>
+          <w:p>
+            <w:pPr>
+              <w:jc w:val="center"/>
+            </w:pPr>
+            <w:r>
+              <w:t xml:space="preserve">⬜</w:t>
+            </w:r>
+          </w:p>
+        </w:tc>
+        <w:tc>
+          <w:tcPr>
+            <w:tcW w:w="1460" w:type="dxa"/>
+          </w:tcPr>
+          <w:p>
+            <w:pPr>
+              <w:jc w:val="center"/>
+            </w:pPr>
+            <w:r>
+              <w:t xml:space="preserve">⬜</w:t>
+            </w:r>
+          </w:p>
+        </w:tc>
+        <w:tc>
+          <w:tcPr>
+            <w:tcW w:w="1460" w:type="dxa"/>
+          </w:tcPr>
+          <w:p>
+            <w:pPr>
+              <w:jc w:val="center"/>
+            </w:pPr>
+            <w:r>
+              <w:t xml:space="preserve">⬜</w:t>
+            </w:r>
+          </w:p>
+        </w:tc>
+        <w:tc>
+          <w:tcPr>
+            <w:tcW w:w="1460" w:type="dxa"/>
+          </w:tcPr>
+          <w:p>
+            <w:pPr>
+              <w:jc w:val="center"/>
+            </w:pPr>
+            <w:r>
+              <w:t xml:space="preserve">⬜</w:t>
+            </w:r>
+          </w:p>
+        </w:tc>
+        <w:tc>
+          <w:tcPr>
+            <w:tcW w:w="1460" w:type="dxa"/>
+          </w:tcPr>
+          <w:p>
+            <w:pPr>
+              <w:jc w:val="center"/>
+            </w:pPr>
+            <w:r>
+              <w:t xml:space="preserve">⬜</w:t>
+            </w:r>
           </w:p>
         </w:tc>
       </w:tr>
     </w:tbl>
     <w:p>
+      <w:r>
+        <w:br w:type="page"/>
+      </w:r>
+    </w:p>
+    <w:p>
       <w:pPr>
         <w:jc w:val="both"/>
         <w:ind w:firstLine="720"/>
@@ -1102,38 +747,9 @@
       </w:pPr>
       <w:r>
         <w:rPr>
-          <w:b/>
+          <w:i/>
         </w:rPr>
-        <w:t xml:space="preserve">Ý kiến đóng góp khác (nếu có):</w:t>
-      </w:r>
-      <w:r>
-        <w:t xml:space="preserve"> .......................................................................................................................................................................... ..........................................................................................................................................................................</w:t>
-      </w:r>
-    </w:p>
-    <w:p>
-      <w:pPr>
-        <w:jc w:val="both"/>
-        <w:ind w:firstLine="720"/>
-        <w:spacing w:line="360" w:lineRule="auto" w:before="120" w:after="120"/>
-      </w:pPr>
-      <w:r>
-        <w:rPr>
-          <w:b/>
-        </w:rPr>
-        <w:t xml:space="preserve">Tôi xin chân thành cảm ơn sự phối hợp của quý đồng nghiệp!</w:t>
-      </w:r>
-    </w:p>
-    <w:p>
-      <w:pPr>
-        <w:jc w:val="both"/>
-        <w:ind w:firstLine="720"/>
-        <w:spacing w:line="360" w:lineRule="auto" w:before="120" w:after="120"/>
-      </w:pPr>
-      <w:r>
-        <w:rPr>
-          <w:b/>
-        </w:rPr>
-        <w:t xml:space="preserve">Tác giả** *(Đã ký)* **Lê Thị Thanh Thảo</w:t>
+        <w:t xml:space="preserve">Kết quả thu thập từ phụ lục này là cơ sở thực tiễn quan trọng để đối chiếu, phân tích và khẳng định tính hiệu quả, tính khả thi của các giải pháp quản lý đã trình bày trong Báo cáo Sáng kiến kinh nghiệm.</w:t>
       </w:r>
     </w:p>
     <w:sectPr>
